--- a/ap/template/template_word.docx
+++ b/ap/template/template_word.docx
@@ -7,15 +7,15 @@
         <w:pStyle w:val="Titre"/>
       </w:pPr>
       <w:r>
-        <w:t xml:space="preserve">Fiche résumé sur la situation du cours d’eau ainsi que son Taux d’étagement</w:t>
+        <w:t xml:space="preserve">Calcul du Taux d’étagement</w:t>
       </w:r>
     </w:p>
     <w:p>
       <w:pPr>
-        <w:pStyle w:val="Author"/>
+        <w:pStyle w:val="Sous-titre"/>
       </w:pPr>
       <w:r>
-        <w:t xml:space="preserve">DR Normandie</w:t>
+        <w:t xml:space="preserve">La Bresle</w:t>
       </w:r>
     </w:p>
     <w:p>
@@ -23,7 +23,7 @@
         <w:pStyle w:val="Date"/>
       </w:pPr>
       <w:r>
-        <w:t xml:space="preserve">18 février 2025</w:t>
+        <w:t xml:space="preserve">21 février 2025</w:t>
       </w:r>
     </w:p>
     <w:p>
@@ -31,7 +31,12 @@
         <w:br w:type="page"/>
       </w:r>
     </w:p>
-    <w:bookmarkStart w:id="20" w:name="situation-du-cours-deau"/>
+    <w:p>
+      <w:pPr>
+        <w:pStyle w:val="FirstParagraph"/>
+      </w:pPr>
+    </w:p>
+    <w:bookmarkStart w:id="20" w:name="caractéristiques-du-cours-deau"/>
     <w:p>
       <w:pPr>
         <w:pStyle w:val="Titre1"/>
@@ -40,7 +45,7 @@
         <w:rPr>
           <w:u w:val="single"/>
         </w:rPr>
-        <w:t xml:space="preserve">Situation du cours d’eau</w:t>
+        <w:t xml:space="preserve">Caractéristiques du cours d’eau</w:t>
       </w:r>
     </w:p>
     <w:p>
@@ -76,7 +81,7 @@
               <w:jc w:val="left"/>
             </w:pPr>
             <w:r>
-              <w:t xml:space="preserve">Code de la Masse d’eau</w:t>
+              <w:t xml:space="preserve">Code de la masse d’eau</w:t>
             </w:r>
           </w:p>
         </w:tc>
@@ -112,7 +117,7 @@
               <w:jc w:val="right"/>
             </w:pPr>
             <w:r>
-              <w:t xml:space="preserve">Altitute du point le plus en aval (en m)</w:t>
+              <w:t xml:space="preserve">Altitude du point le plus en aval (en m)</w:t>
             </w:r>
           </w:p>
         </w:tc>
@@ -124,7 +129,7 @@
               <w:jc w:val="right"/>
             </w:pPr>
             <w:r>
-              <w:t xml:space="preserve">Altitude du point le plus en amout (en m)</w:t>
+              <w:t xml:space="preserve">Altitude du point le plus en amont (en m)</w:t>
             </w:r>
           </w:p>
         </w:tc>
@@ -186,7 +191,7 @@
               <w:jc w:val="right"/>
             </w:pPr>
             <w:r>
-              <w:t xml:space="preserve">68.9</w:t>
+              <w:t xml:space="preserve">69</w:t>
             </w:r>
           </w:p>
         </w:tc>
@@ -198,7 +203,7 @@
               <w:jc w:val="right"/>
             </w:pPr>
             <w:r>
-              <w:t xml:space="preserve">0.63</w:t>
+              <w:t xml:space="preserve">1</w:t>
             </w:r>
           </w:p>
         </w:tc>
@@ -210,7 +215,7 @@
               <w:jc w:val="right"/>
             </w:pPr>
             <w:r>
-              <w:t xml:space="preserve">176.4</w:t>
+              <w:t xml:space="preserve">176</w:t>
             </w:r>
           </w:p>
         </w:tc>
@@ -222,7 +227,7 @@
               <w:jc w:val="right"/>
             </w:pPr>
             <w:r>
-              <w:t xml:space="preserve">175.77</w:t>
+              <w:t xml:space="preserve">176</w:t>
             </w:r>
           </w:p>
         </w:tc>
@@ -234,7 +239,7 @@
               <w:jc w:val="right"/>
             </w:pPr>
             <w:r>
-              <w:t xml:space="preserve">2.55</w:t>
+              <w:t xml:space="preserve">3</w:t>
             </w:r>
           </w:p>
         </w:tc>
@@ -271,10 +276,10 @@
         <w:tblLook w:firstRow="1" w:lastRow="0" w:firstColumn="0" w:lastColumn="0" w:noHBand="0" w:noVBand="0" w:val="0020"/>
       </w:tblPr>
       <w:tblGrid>
-        <w:gridCol w:w="1194"/>
         <w:gridCol w:w="1131"/>
-        <w:gridCol w:w="2577"/>
-        <w:gridCol w:w="3017"/>
+        <w:gridCol w:w="1429"/>
+        <w:gridCol w:w="2441"/>
+        <w:gridCol w:w="2917"/>
       </w:tblGrid>
       <w:tr>
         <w:trPr>
@@ -300,7 +305,7 @@
               <w:jc w:val="right"/>
             </w:pPr>
             <w:r>
-              <w:t xml:space="preserve">Nombre d’ouvrages</w:t>
+              <w:t xml:space="preserve">Nombre d’ouvrages total</w:t>
             </w:r>
           </w:p>
         </w:tc>
@@ -324,7 +329,7 @@
               <w:jc w:val="right"/>
             </w:pPr>
             <w:r>
-              <w:t xml:space="preserve">Densité d’ouvarge sur le cours principal par km</w:t>
+              <w:t xml:space="preserve">Densité d’ouvrages sur le cours principal par km</w:t>
             </w:r>
           </w:p>
         </w:tc>
@@ -374,7 +379,7 @@
               <w:jc w:val="right"/>
             </w:pPr>
             <w:r>
-              <w:t xml:space="preserve">1.15</w:t>
+              <w:t xml:space="preserve">1.1</w:t>
             </w:r>
           </w:p>
         </w:tc>
@@ -386,7 +391,7 @@
       </w:pPr>
     </w:p>
     <w:bookmarkEnd w:id="21"/>
-    <w:bookmarkStart w:id="25" w:name="répartition-des-hauteurs-de-chute"/>
+    <w:bookmarkStart w:id="22" w:name="Xce813f30491787ef8d130e47501f7d6eb279d36"/>
     <w:p>
       <w:pPr>
         <w:pStyle w:val="Titre1"/>
@@ -395,7 +400,392 @@
         <w:rPr>
           <w:u w:val="single"/>
         </w:rPr>
-        <w:t xml:space="preserve">Répartition des hauteurs de chute</w:t>
+        <w:t xml:space="preserve">Hauteur artificielle par état des ouvrages</w:t>
+      </w:r>
+    </w:p>
+    <w:p>
+      <w:pPr>
+        <w:pStyle w:val="FirstParagraph"/>
+      </w:pPr>
+    </w:p>
+    <w:tbl>
+      <w:tblPr>
+        <w:tblStyle w:val="Table"/>
+        <w:tblW w:type="pct" w:w="5000"/>
+        <w:tblLayout w:type="fixed"/>
+        <w:tblLook w:firstRow="1" w:lastRow="0" w:firstColumn="0" w:lastColumn="0" w:noHBand="0" w:noVBand="0" w:val="0020"/>
+      </w:tblPr>
+      <w:tblGrid>
+        <w:gridCol w:w="1177"/>
+        <w:gridCol w:w="2194"/>
+        <w:gridCol w:w="1337"/>
+        <w:gridCol w:w="3210"/>
+      </w:tblGrid>
+      <w:tr>
+        <w:trPr>
+          <w:tblHeader w:val="on"/>
+        </w:trPr>
+        <w:tc>
+          <w:tcPr/>
+          <w:p>
+            <w:pPr>
+              <w:pStyle w:val="Compact"/>
+              <w:jc w:val="left"/>
+            </w:pPr>
+            <w:r>
+              <w:t xml:space="preserve">État</w:t>
+            </w:r>
+          </w:p>
+        </w:tc>
+        <w:tc>
+          <w:tcPr/>
+          <w:p>
+            <w:pPr>
+              <w:pStyle w:val="Compact"/>
+              <w:jc w:val="right"/>
+            </w:pPr>
+            <w:r>
+              <w:t xml:space="preserve">Nombre d’ouvrages sur le cours principal</w:t>
+            </w:r>
+          </w:p>
+        </w:tc>
+        <w:tc>
+          <w:tcPr/>
+          <w:p>
+            <w:pPr>
+              <w:pStyle w:val="Compact"/>
+              <w:jc w:val="right"/>
+            </w:pPr>
+            <w:r>
+              <w:t xml:space="preserve">Hauteurs cumulées (en m)</w:t>
+            </w:r>
+          </w:p>
+        </w:tc>
+        <w:tc>
+          <w:tcPr/>
+          <w:p>
+            <w:pPr>
+              <w:pStyle w:val="Compact"/>
+              <w:jc w:val="right"/>
+            </w:pPr>
+            <w:r>
+              <w:t xml:space="preserve">Rapport des hauteurs cumulées sur la pente naturelle (en %)</w:t>
+            </w:r>
+          </w:p>
+        </w:tc>
+      </w:tr>
+      <w:tr>
+        <w:tc>
+          <w:tcPr/>
+          <w:p>
+            <w:pPr>
+              <w:pStyle w:val="Compact"/>
+              <w:jc w:val="left"/>
+            </w:pPr>
+            <w:r>
+              <w:t xml:space="preserve">Détruit entièrement</w:t>
+            </w:r>
+          </w:p>
+        </w:tc>
+        <w:tc>
+          <w:tcPr/>
+          <w:p>
+            <w:pPr>
+              <w:pStyle w:val="Compact"/>
+              <w:jc w:val="right"/>
+            </w:pPr>
+            <w:r>
+              <w:t xml:space="preserve">12</w:t>
+            </w:r>
+          </w:p>
+        </w:tc>
+        <w:tc>
+          <w:tcPr/>
+          <w:p>
+            <w:pPr>
+              <w:pStyle w:val="Compact"/>
+              <w:jc w:val="right"/>
+            </w:pPr>
+            <w:r>
+              <w:t xml:space="preserve">0</w:t>
+            </w:r>
+          </w:p>
+        </w:tc>
+        <w:tc>
+          <w:tcPr/>
+          <w:p>
+            <w:pPr>
+              <w:pStyle w:val="Compact"/>
+              <w:jc w:val="right"/>
+            </w:pPr>
+            <w:r>
+              <w:t xml:space="preserve">0</w:t>
+            </w:r>
+          </w:p>
+        </w:tc>
+      </w:tr>
+      <w:tr>
+        <w:tc>
+          <w:tcPr/>
+          <w:p>
+            <w:pPr>
+              <w:pStyle w:val="Compact"/>
+              <w:jc w:val="left"/>
+            </w:pPr>
+            <w:r>
+              <w:t xml:space="preserve">Détruit partiellement</w:t>
+            </w:r>
+          </w:p>
+        </w:tc>
+        <w:tc>
+          <w:tcPr/>
+          <w:p>
+            <w:pPr>
+              <w:pStyle w:val="Compact"/>
+              <w:jc w:val="right"/>
+            </w:pPr>
+            <w:r>
+              <w:t xml:space="preserve">44</w:t>
+            </w:r>
+          </w:p>
+        </w:tc>
+        <w:tc>
+          <w:tcPr/>
+          <w:p>
+            <w:pPr>
+              <w:pStyle w:val="Compact"/>
+              <w:jc w:val="right"/>
+            </w:pPr>
+            <w:r>
+              <w:t xml:space="preserve">18</w:t>
+            </w:r>
+          </w:p>
+        </w:tc>
+        <w:tc>
+          <w:tcPr/>
+          <w:p>
+            <w:pPr>
+              <w:pStyle w:val="Compact"/>
+              <w:jc w:val="right"/>
+            </w:pPr>
+            <w:r>
+              <w:t xml:space="preserve">43</w:t>
+            </w:r>
+          </w:p>
+        </w:tc>
+      </w:tr>
+      <w:tr>
+        <w:tc>
+          <w:tcPr/>
+          <w:p>
+            <w:pPr>
+              <w:pStyle w:val="Compact"/>
+              <w:jc w:val="left"/>
+            </w:pPr>
+            <w:r>
+              <w:t xml:space="preserve">Existant</w:t>
+            </w:r>
+          </w:p>
+        </w:tc>
+        <w:tc>
+          <w:tcPr/>
+          <w:p>
+            <w:pPr>
+              <w:pStyle w:val="Compact"/>
+              <w:jc w:val="right"/>
+            </w:pPr>
+            <w:r>
+              <w:t xml:space="preserve">23</w:t>
+            </w:r>
+          </w:p>
+        </w:tc>
+        <w:tc>
+          <w:tcPr/>
+          <w:p>
+            <w:pPr>
+              <w:pStyle w:val="Compact"/>
+              <w:jc w:val="right"/>
+            </w:pPr>
+            <w:r>
+              <w:t xml:space="preserve">24</w:t>
+            </w:r>
+          </w:p>
+        </w:tc>
+        <w:tc>
+          <w:tcPr/>
+          <w:p>
+            <w:pPr>
+              <w:pStyle w:val="Compact"/>
+              <w:jc w:val="right"/>
+            </w:pPr>
+            <w:r>
+              <w:t xml:space="preserve">57</w:t>
+            </w:r>
+          </w:p>
+        </w:tc>
+      </w:tr>
+      <w:tr>
+        <w:tc>
+          <w:tcPr/>
+          <w:p>
+            <w:pPr>
+              <w:pStyle w:val="Compact"/>
+              <w:jc w:val="left"/>
+            </w:pPr>
+            <w:r>
+              <w:t xml:space="preserve">Total</w:t>
+            </w:r>
+          </w:p>
+        </w:tc>
+        <w:tc>
+          <w:tcPr/>
+          <w:p>
+            <w:pPr>
+              <w:pStyle w:val="Compact"/>
+              <w:jc w:val="right"/>
+            </w:pPr>
+            <w:r>
+              <w:t xml:space="preserve">79</w:t>
+            </w:r>
+          </w:p>
+        </w:tc>
+        <w:tc>
+          <w:tcPr/>
+          <w:p>
+            <w:pPr>
+              <w:pStyle w:val="Compact"/>
+              <w:jc w:val="right"/>
+            </w:pPr>
+            <w:r>
+              <w:t xml:space="preserve">42</w:t>
+            </w:r>
+          </w:p>
+        </w:tc>
+        <w:tc>
+          <w:tcPr/>
+          <w:p>
+            <w:pPr>
+              <w:pStyle w:val="Compact"/>
+              <w:jc w:val="right"/>
+            </w:pPr>
+            <w:r>
+              <w:t xml:space="preserve">100</w:t>
+            </w:r>
+          </w:p>
+        </w:tc>
+      </w:tr>
+    </w:tbl>
+    <w:p>
+      <w:r>
+        <w:br w:type="page"/>
+      </w:r>
+    </w:p>
+    <w:p>
+      <w:pPr>
+        <w:pStyle w:val="Corpsdetexte"/>
+      </w:pPr>
+    </w:p>
+    <w:bookmarkEnd w:id="22"/>
+    <w:bookmarkStart w:id="26" w:name="carte-du-cours-deau-la-bresle"/>
+    <w:p>
+      <w:pPr>
+        <w:pStyle w:val="Titre1"/>
+      </w:pPr>
+      <w:r>
+        <w:rPr>
+          <w:u w:val="single"/>
+        </w:rPr>
+        <w:t xml:space="preserve">Carte du cours d’eau :</w:t>
+      </w:r>
+      <w:r>
+        <w:rPr>
+          <w:u w:val="single"/>
+        </w:rPr>
+        <w:t xml:space="preserve"> </w:t>
+      </w:r>
+      <w:r>
+        <w:rPr>
+          <w:rStyle w:val="VerbatimChar"/>
+          <w:b/>
+          <w:bCs/>
+          <w:u w:val="single"/>
+        </w:rPr>
+        <w:t xml:space="preserve">La Bresle</w:t>
+      </w:r>
+    </w:p>
+    <w:p>
+      <w:pPr>
+        <w:pStyle w:val="FirstParagraph"/>
+      </w:pPr>
+    </w:p>
+    <w:p>
+      <w:pPr>
+        <w:pStyle w:val="Corpsdetexte"/>
+      </w:pPr>
+      <w:r>
+        <w:drawing>
+          <wp:inline>
+            <wp:extent cx="5969000" cy="5969000"/>
+            <wp:effectExtent b="0" l="0" r="0" t="0"/>
+            <wp:docPr descr="" title="" id="24" name="Picture"/>
+            <a:graphic>
+              <a:graphicData uri="http://schemas.openxmlformats.org/drawingml/2006/picture">
+                <pic:pic>
+                  <pic:nvPicPr>
+                    <pic:cNvPr descr="template_word_files/figure-docx/Carte_CE-1.png" id="25" name="Picture"/>
+                    <pic:cNvPicPr>
+                      <a:picLocks noChangeArrowheads="1" noChangeAspect="1"/>
+                    </pic:cNvPicPr>
+                  </pic:nvPicPr>
+                  <pic:blipFill>
+                    <a:blip r:embed="rId23"/>
+                    <a:stretch>
+                      <a:fillRect/>
+                    </a:stretch>
+                  </pic:blipFill>
+                  <pic:spPr bwMode="auto">
+                    <a:xfrm>
+                      <a:off x="0" y="0"/>
+                      <a:ext cx="5969000" cy="5969000"/>
+                    </a:xfrm>
+                    <a:prstGeom prst="rect">
+                      <a:avLst/>
+                    </a:prstGeom>
+                    <a:noFill/>
+                    <a:ln w="9525">
+                      <a:noFill/>
+                      <a:headEnd/>
+                      <a:tailEnd/>
+                    </a:ln>
+                  </pic:spPr>
+                </pic:pic>
+              </a:graphicData>
+            </a:graphic>
+          </wp:inline>
+        </w:drawing>
+      </w:r>
+    </w:p>
+    <w:p>
+      <w:r>
+        <w:br w:type="page"/>
+      </w:r>
+    </w:p>
+    <w:p>
+      <w:pPr>
+        <w:pStyle w:val="Corpsdetexte"/>
+      </w:pPr>
+    </w:p>
+    <w:bookmarkEnd w:id="26"/>
+    <w:bookmarkStart w:id="30" w:name="X420df18798c2426c58f316ff360e20e9cef2e9f"/>
+    <w:p>
+      <w:pPr>
+        <w:pStyle w:val="Titre1"/>
+      </w:pPr>
+      <w:r>
+        <w:rPr>
+          <w:u w:val="single"/>
+        </w:rPr>
+        <w:t xml:space="preserve">Répartition des hauteurs de chute sur l’ensemble du cours d’eau</w:t>
       </w:r>
     </w:p>
     <w:p>
@@ -412,18 +802,18 @@
           <wp:inline>
             <wp:extent cx="5969000" cy="3255818"/>
             <wp:effectExtent b="0" l="0" r="0" t="0"/>
-            <wp:docPr descr="" title="" id="23" name="Picture"/>
+            <wp:docPr descr="" title="" id="28" name="Picture"/>
             <a:graphic>
               <a:graphicData uri="http://schemas.openxmlformats.org/drawingml/2006/picture">
                 <pic:pic>
                   <pic:nvPicPr>
-                    <pic:cNvPr descr="template_word_files/figure-docx/Barplot%20classe_hauteur%20et%20etat-1.png" id="24" name="Picture"/>
+                    <pic:cNvPr descr="template_word_files/figure-docx/Barplot_classe_hauteur_et_etat-1.png" id="29" name="Picture"/>
                     <pic:cNvPicPr>
                       <a:picLocks noChangeArrowheads="1" noChangeAspect="1"/>
                     </pic:cNvPicPr>
                   </pic:nvPicPr>
                   <pic:blipFill>
-                    <a:blip r:embed="rId22"/>
+                    <a:blip r:embed="rId27"/>
                     <a:stretch>
                       <a:fillRect/>
                     </a:stretch>
@@ -460,206 +850,16 @@
         <w:pStyle w:val="Corpsdetexte"/>
       </w:pPr>
       <w:r>
-        <w:t xml:space="preserve">Ce graphique présente le nombre d’ouvrage par intervals de hauteur de chute présent sur le cours d’eau. Nous pouvons également observer la proportion d’ouvrage en fonction de leur état.</w:t>
+        <w:t xml:space="preserve">Ce graphique présente le nombre d’ouvrages par intervalles de hauteur de chute sur l’ensemble du cours d’eau et en fonction de leur état.</w:t>
       </w:r>
     </w:p>
     <w:p>
-      <w:pPr>
-        <w:pStyle w:val="Corpsdetexte"/>
-      </w:pPr>
-    </w:p>
-    <w:bookmarkEnd w:id="25"/>
-    <w:bookmarkStart w:id="26" w:name="état-des-ouvrage-sur-le-cours-principal"/>
-    <w:p>
-      <w:pPr>
-        <w:pStyle w:val="Titre1"/>
-      </w:pPr>
       <w:r>
-        <w:rPr>
-          <w:u w:val="single"/>
-        </w:rPr>
-        <w:t xml:space="preserve">État des ouvrage sur le cours principal</w:t>
+        <w:br w:type="page"/>
       </w:r>
     </w:p>
-    <w:p>
-      <w:pPr>
-        <w:pStyle w:val="FirstParagraph"/>
-      </w:pPr>
-    </w:p>
-    <w:tbl>
-      <w:tblPr>
-        <w:tblStyle w:val="Table"/>
-        <w:tblW w:type="auto" w:w="0"/>
-        <w:tblLook w:firstRow="1" w:lastRow="0" w:firstColumn="0" w:lastColumn="0" w:noHBand="0" w:noVBand="0" w:val="0020"/>
-      </w:tblPr>
-      <w:tblGrid>
-        <w:gridCol w:w="2640"/>
-        <w:gridCol w:w="2640"/>
-        <w:gridCol w:w="2640"/>
-      </w:tblGrid>
-      <w:tr>
-        <w:trPr>
-          <w:tblHeader w:val="on"/>
-        </w:trPr>
-        <w:tc>
-          <w:tcPr/>
-          <w:p>
-            <w:pPr>
-              <w:pStyle w:val="Compact"/>
-              <w:jc w:val="left"/>
-            </w:pPr>
-            <w:r>
-              <w:t xml:space="preserve">État</w:t>
-            </w:r>
-          </w:p>
-        </w:tc>
-        <w:tc>
-          <w:tcPr/>
-          <w:p>
-            <w:pPr>
-              <w:pStyle w:val="Compact"/>
-              <w:jc w:val="right"/>
-            </w:pPr>
-            <w:r>
-              <w:t xml:space="preserve">Nombre d’ouvrages</w:t>
-            </w:r>
-          </w:p>
-        </w:tc>
-        <w:tc>
-          <w:tcPr/>
-          <w:p>
-            <w:pPr>
-              <w:pStyle w:val="Compact"/>
-              <w:jc w:val="right"/>
-            </w:pPr>
-            <w:r>
-              <w:t xml:space="preserve">Proportion (en %)</w:t>
-            </w:r>
-          </w:p>
-        </w:tc>
-      </w:tr>
-      <w:tr>
-        <w:tc>
-          <w:tcPr/>
-          <w:p>
-            <w:pPr>
-              <w:pStyle w:val="Compact"/>
-              <w:jc w:val="left"/>
-            </w:pPr>
-            <w:r>
-              <w:t xml:space="preserve">Détruit entièrement</w:t>
-            </w:r>
-          </w:p>
-        </w:tc>
-        <w:tc>
-          <w:tcPr/>
-          <w:p>
-            <w:pPr>
-              <w:pStyle w:val="Compact"/>
-              <w:jc w:val="right"/>
-            </w:pPr>
-            <w:r>
-              <w:t xml:space="preserve">12</w:t>
-            </w:r>
-          </w:p>
-        </w:tc>
-        <w:tc>
-          <w:tcPr/>
-          <w:p>
-            <w:pPr>
-              <w:pStyle w:val="Compact"/>
-              <w:jc w:val="right"/>
-            </w:pPr>
-            <w:r>
-              <w:t xml:space="preserve">0.15</w:t>
-            </w:r>
-          </w:p>
-        </w:tc>
-      </w:tr>
-      <w:tr>
-        <w:tc>
-          <w:tcPr/>
-          <w:p>
-            <w:pPr>
-              <w:pStyle w:val="Compact"/>
-              <w:jc w:val="left"/>
-            </w:pPr>
-            <w:r>
-              <w:t xml:space="preserve">Détruit partiellement</w:t>
-            </w:r>
-          </w:p>
-        </w:tc>
-        <w:tc>
-          <w:tcPr/>
-          <w:p>
-            <w:pPr>
-              <w:pStyle w:val="Compact"/>
-              <w:jc w:val="right"/>
-            </w:pPr>
-            <w:r>
-              <w:t xml:space="preserve">44</w:t>
-            </w:r>
-          </w:p>
-        </w:tc>
-        <w:tc>
-          <w:tcPr/>
-          <w:p>
-            <w:pPr>
-              <w:pStyle w:val="Compact"/>
-              <w:jc w:val="right"/>
-            </w:pPr>
-            <w:r>
-              <w:t xml:space="preserve">0.56</w:t>
-            </w:r>
-          </w:p>
-        </w:tc>
-      </w:tr>
-      <w:tr>
-        <w:tc>
-          <w:tcPr/>
-          <w:p>
-            <w:pPr>
-              <w:pStyle w:val="Compact"/>
-              <w:jc w:val="left"/>
-            </w:pPr>
-            <w:r>
-              <w:t xml:space="preserve">Existant</w:t>
-            </w:r>
-          </w:p>
-        </w:tc>
-        <w:tc>
-          <w:tcPr/>
-          <w:p>
-            <w:pPr>
-              <w:pStyle w:val="Compact"/>
-              <w:jc w:val="right"/>
-            </w:pPr>
-            <w:r>
-              <w:t xml:space="preserve">23</w:t>
-            </w:r>
-          </w:p>
-        </w:tc>
-        <w:tc>
-          <w:tcPr/>
-          <w:p>
-            <w:pPr>
-              <w:pStyle w:val="Compact"/>
-              <w:jc w:val="right"/>
-            </w:pPr>
-            <w:r>
-              <w:t xml:space="preserve">0.29</w:t>
-            </w:r>
-          </w:p>
-        </w:tc>
-      </w:tr>
-    </w:tbl>
-    <w:p>
-      <w:pPr>
-        <w:pStyle w:val="Corpsdetexte"/>
-      </w:pPr>
-    </w:p>
-    <w:bookmarkEnd w:id="26"/>
-    <w:bookmarkStart w:id="27" w:name="taux-détagement"/>
+    <w:bookmarkEnd w:id="30"/>
+    <w:bookmarkStart w:id="34" w:name="taux-détagement"/>
     <w:p>
       <w:pPr>
         <w:pStyle w:val="Titre1"/>
@@ -681,273 +881,25 @@
         <w:pStyle w:val="Corpsdetexte"/>
       </w:pPr>
       <w:r>
-        <w:t xml:space="preserve">Le taux d’étagement est un indiacteur qui reflète la perte de pente naturelle due à la présence d’ouvrages transversaux. Il permet de rendre compte de la perte de continuité longitudinale induite par des ruptures artificielles. Le seuil maximum, fixé par le SDAGE 2022/2027, à ne pas dépasser est de 30%. Cependant, il est précisé que le taux d’étagement doit être le plus bas possible pour les masses d’eau à enjeux. Ce taux d’étagement est calculé comme suit :</w:t>
+        <w:t xml:space="preserve">Le taux d’étagement est un indicateur qui reflète la perte de pente naturelle due à la présence d’ouvrages transversaux. Il permet de rendre compte de l’impact des ouvrages sur l’écoulement naturel d’un cours d’eau induit par des ruptures artificielles. En effet, un ouvrage peut grandement modifier un habitat. Cela peut aller de l’ennoyement artificiel d’une vallée entière pour les plus grands barages à la réduction des débits dans les zones à truites ou barbeaux causée par des seuils par exemple. En revanche, le taux d’étagement ne reflète pas l’impact des ouvrages sur la continuité écologique car un ouvrage peut comporter une passe à poisson qui va rendre celui-ci transparent pour l’ichtyofaune ciblée. Cependant, il peut caractériser l’écoulement des sédiments : un fort taux d’étagement peut révéler des zones d’envasement importantes dues à leurs rétentions par des obstacles transversaux. Un fort taux d’étagement refletera donc de fortes ruptures de pentes et donc des modifications importantes de l’écoulement naturel.</w:t>
       </w:r>
     </w:p>
     <w:p>
       <w:pPr>
         <w:pStyle w:val="Corpsdetexte"/>
       </w:pPr>
-      <m:oMathPara>
-        <m:oMathParaPr>
-          <m:jc m:val="center"/>
-        </m:oMathParaPr>
-        <m:oMath>
-          <m:r>
-            <m:t>T</m:t>
-          </m:r>
-          <m:r>
-            <m:t>E</m:t>
-          </m:r>
-          <m:r>
-            <m:rPr>
-              <m:sty m:val="p"/>
-            </m:rPr>
-            <m:t>=</m:t>
-          </m:r>
-          <m:nary>
-            <m:naryPr>
-              <m:chr m:val="∑"/>
-              <m:limLoc m:val="undOvr"/>
-              <m:subHide m:val="off"/>
-              <m:supHide m:val="on"/>
-            </m:naryPr>
-            <m:sub>
-              <m:r>
-                <m:t>H</m:t>
-              </m:r>
-              <m:r>
-                <m:t>C</m:t>
-              </m:r>
-            </m:sub>
-            <m:sup>
-              <m:r>
-                <m:t>​</m:t>
-              </m:r>
-            </m:sup>
-            <m:e>
-              <m:f>
-                <m:fPr>
-                  <m:type m:val="bar"/>
-                </m:fPr>
-                <m:num>
-                  <m:r>
-                    <m:t>1</m:t>
-                  </m:r>
-                </m:num>
-                <m:den>
-                  <m:r>
-                    <m:t>p</m:t>
-                  </m:r>
-                  <m:r>
-                    <m:t>t</m:t>
-                  </m:r>
-                </m:den>
-              </m:f>
-            </m:e>
-          </m:nary>
-        </m:oMath>
-      </m:oMathPara>
     </w:p>
     <w:p>
       <w:pPr>
-        <w:pStyle w:val="FirstParagraph"/>
-      </w:pPr>
-    </w:p>
-    <w:tbl>
-      <w:tblPr>
-        <w:tblStyle w:val="Table"/>
-        <w:tblW w:type="pct" w:w="5000"/>
-        <w:tblLayout w:type="fixed"/>
-        <w:tblLook w:firstRow="1" w:lastRow="0" w:firstColumn="0" w:lastColumn="0" w:noHBand="0" w:noVBand="0" w:val="0020"/>
-      </w:tblPr>
-      <w:tblGrid>
-        <w:gridCol w:w="1742"/>
-        <w:gridCol w:w="1425"/>
-        <w:gridCol w:w="4752"/>
-      </w:tblGrid>
-      <w:tr>
-        <w:trPr>
-          <w:tblHeader w:val="on"/>
-        </w:trPr>
-        <w:tc>
-          <w:tcPr/>
-          <w:p>
-            <w:pPr>
-              <w:pStyle w:val="Compact"/>
-              <w:jc w:val="left"/>
-            </w:pPr>
-            <w:r>
-              <w:t xml:space="preserve">État</w:t>
-            </w:r>
-          </w:p>
-        </w:tc>
-        <w:tc>
-          <w:tcPr/>
-          <w:p>
-            <w:pPr>
-              <w:pStyle w:val="Compact"/>
-              <w:jc w:val="right"/>
-            </w:pPr>
-            <w:r>
-              <w:t xml:space="preserve">Hauteurs cumulées</w:t>
-            </w:r>
-          </w:p>
-        </w:tc>
-        <w:tc>
-          <w:tcPr/>
-          <w:p>
-            <w:pPr>
-              <w:pStyle w:val="Compact"/>
-              <w:jc w:val="right"/>
-            </w:pPr>
-            <w:r>
-              <w:t xml:space="preserve">Rapport des hauteurs cumulées sur la pente naturelle (en %)</w:t>
-            </w:r>
-          </w:p>
-        </w:tc>
-      </w:tr>
-      <w:tr>
-        <w:tc>
-          <w:tcPr/>
-          <w:p>
-            <w:pPr>
-              <w:pStyle w:val="Compact"/>
-              <w:jc w:val="left"/>
-            </w:pPr>
-            <w:r>
-              <w:t xml:space="preserve">Existant</w:t>
-            </w:r>
-          </w:p>
-        </w:tc>
-        <w:tc>
-          <w:tcPr/>
-          <w:p>
-            <w:pPr>
-              <w:pStyle w:val="Compact"/>
-              <w:jc w:val="right"/>
-            </w:pPr>
-            <w:r>
-              <w:t xml:space="preserve">23.83</w:t>
-            </w:r>
-          </w:p>
-        </w:tc>
-        <w:tc>
-          <w:tcPr/>
-          <w:p>
-            <w:pPr>
-              <w:pStyle w:val="Compact"/>
-              <w:jc w:val="right"/>
-            </w:pPr>
-            <w:r>
-              <w:t xml:space="preserve">57.64</w:t>
-            </w:r>
-          </w:p>
-        </w:tc>
-      </w:tr>
-      <w:tr>
-        <w:tc>
-          <w:tcPr/>
-          <w:p>
-            <w:pPr>
-              <w:pStyle w:val="Compact"/>
-              <w:jc w:val="left"/>
-            </w:pPr>
-            <w:r>
-              <w:t xml:space="preserve">Détruit partiellement</w:t>
-            </w:r>
-          </w:p>
-        </w:tc>
-        <w:tc>
-          <w:tcPr/>
-          <w:p>
-            <w:pPr>
-              <w:pStyle w:val="Compact"/>
-              <w:jc w:val="right"/>
-            </w:pPr>
-            <w:r>
-              <w:t xml:space="preserve">17.51</w:t>
-            </w:r>
-          </w:p>
-        </w:tc>
-        <w:tc>
-          <w:tcPr/>
-          <w:p>
-            <w:pPr>
-              <w:pStyle w:val="Compact"/>
-              <w:jc w:val="right"/>
-            </w:pPr>
-            <w:r>
-              <w:t xml:space="preserve">42.36</w:t>
-            </w:r>
-          </w:p>
-        </w:tc>
-      </w:tr>
-      <w:tr>
-        <w:tc>
-          <w:tcPr/>
-          <w:p>
-            <w:pPr>
-              <w:pStyle w:val="Compact"/>
-              <w:jc w:val="left"/>
-            </w:pPr>
-            <w:r>
-              <w:t xml:space="preserve">Détruit entièrement</w:t>
-            </w:r>
-          </w:p>
-        </w:tc>
-        <w:tc>
-          <w:tcPr/>
-          <w:p>
-            <w:pPr>
-              <w:pStyle w:val="Compact"/>
-              <w:jc w:val="right"/>
-            </w:pPr>
-            <w:r>
-              <w:t xml:space="preserve">0.00</w:t>
-            </w:r>
-          </w:p>
-        </w:tc>
-        <w:tc>
-          <w:tcPr/>
-          <w:p>
-            <w:pPr>
-              <w:pStyle w:val="Compact"/>
-              <w:jc w:val="right"/>
-            </w:pPr>
-            <w:r>
-              <w:t xml:space="preserve">0.00</w:t>
-            </w:r>
-          </w:p>
-        </w:tc>
-      </w:tr>
-    </w:tbl>
-    <w:p>
-      <w:pPr>
         <w:pStyle w:val="Corpsdetexte"/>
       </w:pPr>
-    </w:p>
-    <w:p>
-      <w:pPr>
-        <w:pStyle w:val="Corpsdetexte"/>
-      </w:pPr>
-    </w:p>
-    <w:bookmarkEnd w:id="27"/>
-    <w:bookmarkStart w:id="31" w:name="carte-du-cours-deau"/>
-    <w:p>
-      <w:pPr>
-        <w:pStyle w:val="Titre1"/>
-      </w:pPr>
       <w:r>
-        <w:rPr>
-          <w:u w:val="single"/>
-        </w:rPr>
-        <w:t xml:space="preserve">Carte du cours d’eau</w:t>
+        <w:t xml:space="preserve">Le seuil maximum fixé par le SDAGE 2022/2027 Seine-Normandie à ne pas dépasser est de 30%. Cependant, il est précisé que le taux d’étagement doit être le plus bas possible pour les masses d’eau à enjeux. Ce taux d’étagement est calculé comme suit :</w:t>
       </w:r>
     </w:p>
     <w:p>
       <w:pPr>
-        <w:pStyle w:val="FirstParagraph"/>
+        <w:pStyle w:val="Corpsdetexte"/>
       </w:pPr>
     </w:p>
     <w:p>
@@ -957,20 +909,20 @@
       <w:r>
         <w:drawing>
           <wp:inline>
-            <wp:extent cx="4572000" cy="3657600"/>
+            <wp:extent cx="5969000" cy="2246758"/>
             <wp:effectExtent b="0" l="0" r="0" t="0"/>
-            <wp:docPr descr="" title="" id="29" name="Picture"/>
+            <wp:docPr descr="" title="" id="32" name="Picture"/>
             <a:graphic>
               <a:graphicData uri="http://schemas.openxmlformats.org/drawingml/2006/picture">
                 <pic:pic>
                   <pic:nvPicPr>
-                    <pic:cNvPr descr="template_word_files/figure-docx/Carte%20CE-1.png" id="30" name="Picture"/>
+                    <pic:cNvPr descr="TX_etag.png" id="33" name="Picture"/>
                     <pic:cNvPicPr>
                       <a:picLocks noChangeArrowheads="1" noChangeAspect="1"/>
                     </pic:cNvPicPr>
                   </pic:nvPicPr>
                   <pic:blipFill>
-                    <a:blip r:embed="rId28"/>
+                    <a:blip r:embed="rId31"/>
                     <a:stretch>
                       <a:fillRect/>
                     </a:stretch>
@@ -978,7 +930,7 @@
                   <pic:spPr bwMode="auto">
                     <a:xfrm>
                       <a:off x="0" y="0"/>
-                      <a:ext cx="4572000" cy="3657600"/>
+                      <a:ext cx="5969000" cy="2246758"/>
                     </a:xfrm>
                     <a:prstGeom prst="rect">
                       <a:avLst/>
@@ -997,14 +949,82 @@
         </w:drawing>
       </w:r>
     </w:p>
-    <w:bookmarkEnd w:id="31"/>
+    <w:p>
+      <w:pPr>
+        <w:pStyle w:val="Corpsdetexte"/>
+      </w:pPr>
+    </w:p>
+    <w:p>
+      <w:pPr>
+        <w:pStyle w:val="Corpsdetexte"/>
+      </w:pPr>
+      <w:r>
+        <w:t xml:space="preserve">Le taux d’étagement du cours d’eau :</w:t>
+      </w:r>
+      <w:r>
+        <w:t xml:space="preserve"> </w:t>
+      </w:r>
+      <w:r>
+        <w:rPr>
+          <w:rStyle w:val="VerbatimChar"/>
+          <w:b/>
+          <w:bCs/>
+        </w:rPr>
+        <w:t xml:space="preserve">La Bresle</w:t>
+      </w:r>
+      <w:r>
+        <w:t xml:space="preserve"> </w:t>
+      </w:r>
+      <w:r>
+        <w:t xml:space="preserve">comportant le ou les code(s) masse d’eau suivant</w:t>
+      </w:r>
+      <w:r>
+        <w:t xml:space="preserve"> </w:t>
+      </w:r>
+      <w:r>
+        <w:rPr>
+          <w:rStyle w:val="VerbatimChar"/>
+          <w:b/>
+          <w:bCs/>
+        </w:rPr>
+        <w:t xml:space="preserve">FRHR160 - FRHR159</w:t>
+      </w:r>
+      <w:r>
+        <w:t xml:space="preserve"> </w:t>
+      </w:r>
+      <w:r>
+        <w:t xml:space="preserve">est de :</w:t>
+      </w:r>
+      <w:r>
+        <w:t xml:space="preserve"> </w:t>
+      </w:r>
+      <w:r>
+        <w:rPr>
+          <w:rStyle w:val="VerbatimChar"/>
+          <w:b/>
+          <w:bCs/>
+          <w:u w:val="single"/>
+        </w:rPr>
+        <w:t xml:space="preserve">23.3</w:t>
+      </w:r>
+      <w:r>
+        <w:t xml:space="preserve"> </w:t>
+      </w:r>
+      <w:r>
+        <w:t xml:space="preserve">%.</w:t>
+      </w:r>
+    </w:p>
+    <w:bookmarkEnd w:id="34"/>
     <w:sectPr>
-      <w:footerReference r:id="rId10" w:type="default"/>
-      <w:headerReference r:id="rId9" w:type="first"/>
+      <w:headerReference r:id="rId10" w:type="even"/>
+      <w:headerReference r:id="rId9" w:type="default"/>
+      <w:footerReference r:id="rId13" w:type="even"/>
+      <w:footerReference r:id="rId12" w:type="default"/>
+      <w:headerReference r:id="rId11" w:type="first"/>
+      <w:footerReference r:id="rId14" w:type="first"/>
       <w:type w:val="continuous"/>
       <w:pgSz w:h="15840" w:w="12240"/>
-      <w:pgMar w:bottom="1417" w:footer="720" w:gutter="0" w:header="720" w:left="1417" w:right="1417" w:top="1417"/>
-      <w:pgNumType w:start="0"/>
+      <w:pgMar w:bottom="1417" w:footer="720" w:gutter="0" w:header="1077" w:left="1417" w:right="1417" w:top="1417"/>
       <w:cols w:space="720"/>
       <w:titlePg/>
       <w:docGrid w:linePitch="326"/>
@@ -1021,374 +1041,148 @@
 <w:ftr xmlns:wpc="http://schemas.microsoft.com/office/word/2010/wordprocessingCanvas" xmlns:cx="http://schemas.microsoft.com/office/drawing/2014/chartex" xmlns:cx1="http://schemas.microsoft.com/office/drawing/2015/9/8/chartex" xmlns:cx2="http://schemas.microsoft.com/office/drawing/2015/10/21/chartex" xmlns:cx3="http://schemas.microsoft.com/office/drawing/2016/5/9/chartex" xmlns:cx4="http://schemas.microsoft.com/office/drawing/2016/5/10/chartex" xmlns:cx5="http://schemas.microsoft.com/office/drawing/2016/5/11/chartex" xmlns:cx6="http://schemas.microsoft.com/office/drawing/2016/5/12/chartex" xmlns:cx7="http://schemas.microsoft.com/office/drawing/2016/5/13/chartex" xmlns:cx8="http://schemas.microsoft.com/office/drawing/2016/5/14/chartex" xmlns:mc="http://schemas.openxmlformats.org/markup-compatibility/2006" xmlns:aink="http://schemas.microsoft.com/office/drawing/2016/ink" xmlns:am3d="http://schemas.microsoft.com/office/drawing/2017/model3d" xmlns:o="urn:schemas-microsoft-com:office:office" xmlns:r="http://schemas.openxmlformats.org/officeDocument/2006/relationships" xmlns:m="http://schemas.openxmlformats.org/officeDocument/2006/math" xmlns:v="urn:schemas-microsoft-com:vml" xmlns:wp14="http://schemas.microsoft.com/office/word/2010/wordprocessingDrawing" xmlns:wp="http://schemas.openxmlformats.org/drawingml/2006/wordprocessingDrawing" xmlns:w10="urn:schemas-microsoft-com:office:word" xmlns:w="http://schemas.openxmlformats.org/wordprocessingml/2006/main" xmlns:w14="http://schemas.microsoft.com/office/word/2010/wordml" xmlns:w15="http://schemas.microsoft.com/office/word/2012/wordml" xmlns:w16cid="http://schemas.microsoft.com/office/word/2016/wordml/cid" xmlns:w16se="http://schemas.microsoft.com/office/word/2015/wordml/symex" xmlns:wpg="http://schemas.microsoft.com/office/word/2010/wordprocessingGroup" xmlns:wpi="http://schemas.microsoft.com/office/word/2010/wordprocessingInk" xmlns:wne="http://schemas.microsoft.com/office/word/2006/wordml" xmlns:wps="http://schemas.microsoft.com/office/word/2010/wordprocessingShape" mc:Ignorable="w14 w15 w16se w16cid wp14">
   <w:p>
     <w:pPr>
-      <w:spacing w:line="192" w:lineRule="exact"/>
-      <w:rPr>
-        <w:b/>
-        <w:bCs/>
-        <w:color w:val="365F91" w:themeColor="accent1" w:themeShade="BF"/>
-        <w:sz w:val="16"/>
-        <w:szCs w:val="21"/>
-      </w:rPr>
+      <w:pStyle w:val="Pieddepage"/>
     </w:pPr>
-    <w:r>
-      <w:rPr>
-        <w:b/>
-        <w:bCs/>
-        <w:noProof/>
-        <w:color w:val="365F91" w:themeColor="accent1" w:themeShade="BF"/>
-        <w:sz w:val="16"/>
-        <w:szCs w:val="21"/>
-      </w:rPr>
-      <mc:AlternateContent>
-        <mc:Choice Requires="wps">
-          <w:drawing>
-            <wp:anchor distT="0" distB="0" distL="114300" distR="114300" simplePos="0" relativeHeight="251658752" behindDoc="1" locked="0" layoutInCell="1" allowOverlap="1">
-              <wp:simplePos x="0" y="0"/>
-              <wp:positionH relativeFrom="margin">
-                <wp:posOffset>611505</wp:posOffset>
-              </wp:positionH>
-              <wp:positionV relativeFrom="margin">
-                <wp:posOffset>9086850</wp:posOffset>
-              </wp:positionV>
-              <wp:extent cx="1896745" cy="985520"/>
-              <wp:effectExtent l="0" t="0" r="0" b="0"/>
-              <wp:wrapNone/>
-              <wp:docPr id="30" name="adresse"/>
-              <wp:cNvGraphicFramePr>
-                <a:graphicFrameLocks xmlns:a="http://schemas.openxmlformats.org/drawingml/2006/main"/>
-              </wp:cNvGraphicFramePr>
-              <a:graphic xmlns:a="http://schemas.openxmlformats.org/drawingml/2006/main">
-                <a:graphicData uri="http://schemas.microsoft.com/office/word/2010/wordprocessingShape">
-                  <wps:wsp>
-                    <wps:cNvSpPr txBox="1">
-                      <a:spLocks/>
-                    </wps:cNvSpPr>
-                    <wps:spPr>
-                      <a:xfrm>
-                        <a:off x="0" y="0"/>
-                        <a:ext cx="1896745" cy="985520"/>
-                      </a:xfrm>
-                      <a:prstGeom prst="rect">
-                        <a:avLst/>
-                      </a:prstGeom>
-                    </wps:spPr>
-                    <wps:txbx>
-                      <w:txbxContent>
-                        <w:p>
-                          <w:pPr>
-                            <w:spacing w:line="192" w:lineRule="exact"/>
-                            <w:rPr>
-                              <w:b/>
-                              <w:bCs/>
-                              <w:color w:val="1E4E85"/>
-                              <w:sz w:val="16"/>
-                              <w:szCs w:val="21"/>
-                            </w:rPr>
-                          </w:pPr>
-                          <w:r>
-                            <w:rPr>
-                              <w:b/>
-                              <w:bCs/>
-                              <w:color w:val="1E4E85"/>
-                              <w:sz w:val="16"/>
-                              <w:szCs w:val="21"/>
-                            </w:rPr>
-                            <w:t>Office français de la biodiversité</w:t>
-                          </w:r>
-                        </w:p>
-                        <w:p>
-                          <w:pPr>
-                            <w:spacing w:line="192" w:lineRule="exact"/>
-                            <w:rPr>
-                              <w:color w:val="1E4E85"/>
-                              <w:sz w:val="16"/>
-                              <w:szCs w:val="21"/>
-                            </w:rPr>
-                          </w:pPr>
-                          <w:r>
-                            <w:rPr>
-                              <w:color w:val="1E4E85"/>
-                              <w:sz w:val="16"/>
-                              <w:szCs w:val="21"/>
-                            </w:rPr>
-                            <w:t>Direction Régionale Île-de-France</w:t>
-                          </w:r>
-                        </w:p>
-                        <w:p>
-                          <w:pPr>
-                            <w:spacing w:line="192" w:lineRule="exact"/>
-                            <w:rPr>
-                              <w:color w:val="1E4E85"/>
-                              <w:sz w:val="16"/>
-                              <w:szCs w:val="21"/>
-                            </w:rPr>
-                          </w:pPr>
-                          <w:r>
-                            <w:rPr>
-                              <w:color w:val="1E4E85"/>
-                              <w:sz w:val="16"/>
-                              <w:szCs w:val="21"/>
-                            </w:rPr>
-                            <w:t>12 cours Lumière</w:t>
-                          </w:r>
-                        </w:p>
-                        <w:p>
-                          <w:pPr>
-                            <w:spacing w:line="192" w:lineRule="exact"/>
-                            <w:rPr>
-                              <w:color w:val="1E4E85"/>
-                              <w:sz w:val="16"/>
-                              <w:szCs w:val="21"/>
-                            </w:rPr>
-                          </w:pPr>
-                          <w:r>
-                            <w:rPr>
-                              <w:color w:val="1E4E85"/>
-                              <w:sz w:val="16"/>
-                              <w:szCs w:val="21"/>
-                            </w:rPr>
-                            <w:t>94300 Vincennes</w:t>
-                          </w:r>
-                        </w:p>
-                        <w:p>
-                          <w:pPr>
-                            <w:spacing w:line="192" w:lineRule="exact"/>
-                            <w:rPr>
-                              <w:color w:val="1E4E85"/>
-                              <w:sz w:val="16"/>
-                              <w:szCs w:val="21"/>
-                            </w:rPr>
-                          </w:pPr>
-                          <w:r>
-                            <w:rPr>
-                              <w:color w:val="1E4E85"/>
-                              <w:sz w:val="16"/>
-                              <w:szCs w:val="21"/>
-                            </w:rPr>
-                            <w:t>https://ofb.gouv.fr/ile-de-france</w:t>
-                          </w:r>
-                        </w:p>
-                      </w:txbxContent>
-                    </wps:txbx>
-                    <wps:bodyPr wrap="square" lIns="0" tIns="0" rIns="0" bIns="0" anchor="b">
-                      <a:noAutofit/>
-                    </wps:bodyPr>
-                  </wps:wsp>
-                </a:graphicData>
-              </a:graphic>
-              <wp14:sizeRelH relativeFrom="margin">
-                <wp14:pctWidth>0</wp14:pctWidth>
-              </wp14:sizeRelH>
-              <wp14:sizeRelV relativeFrom="margin">
-                <wp14:pctHeight>0</wp14:pctHeight>
-              </wp14:sizeRelV>
-            </wp:anchor>
-          </w:drawing>
-        </mc:Choice>
-        <mc:Fallback>
-          <w:pict>
-            <v:shapetype id="_x0000_t202" coordsize="21600,21600" o:spt="202" path="m,l,21600r21600,l21600,xe">
-              <v:stroke joinstyle="miter"/>
-              <v:path gradientshapeok="t" o:connecttype="rect"/>
-            </v:shapetype>
-            <v:shape id="adresse" o:spid="_x0000_s1027" type="#_x0000_t202" style="position:absolute;margin-left:48.15pt;margin-top:715.5pt;width:149.35pt;height:77.6pt;z-index:-251657728;visibility:visible;mso-wrap-style:square;mso-width-percent:0;mso-height-percent:0;mso-wrap-distance-left:9pt;mso-wrap-distance-top:0;mso-wrap-distance-right:9pt;mso-wrap-distance-bottom:0;mso-position-horizontal:absolute;mso-position-horizontal-relative:margin;mso-position-vertical:absolute;mso-position-vertical-relative:margin;mso-width-percent:0;mso-height-percent:0;mso-width-relative:margin;mso-height-relative:margin;v-text-anchor:bottom" o:gfxdata="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" filled="f" stroked="f">
-              <v:textbox inset="0,0,0,0">
-                <w:txbxContent>
-                  <w:p>
-                    <w:pPr>
-                      <w:spacing w:line="192" w:lineRule="exact"/>
-                      <w:rPr>
-                        <w:b/>
-                        <w:bCs/>
-                        <w:color w:val="1E4E85"/>
-                        <w:sz w:val="16"/>
-                        <w:szCs w:val="21"/>
-                      </w:rPr>
-                    </w:pPr>
-                    <w:r>
-                      <w:rPr>
-                        <w:b/>
-                        <w:bCs/>
-                        <w:color w:val="1E4E85"/>
-                        <w:sz w:val="16"/>
-                        <w:szCs w:val="21"/>
-                      </w:rPr>
-                      <w:t>Office français de la biodiversité</w:t>
-                    </w:r>
-                  </w:p>
-                  <w:p>
-                    <w:pPr>
-                      <w:spacing w:line="192" w:lineRule="exact"/>
-                      <w:rPr>
-                        <w:color w:val="1E4E85"/>
-                        <w:sz w:val="16"/>
-                        <w:szCs w:val="21"/>
-                      </w:rPr>
-                    </w:pPr>
-                    <w:r>
-                      <w:rPr>
-                        <w:color w:val="1E4E85"/>
-                        <w:sz w:val="16"/>
-                        <w:szCs w:val="21"/>
-                      </w:rPr>
-                      <w:t>Direction Régionale Île-de-France</w:t>
-                    </w:r>
-                  </w:p>
-                  <w:p>
-                    <w:pPr>
-                      <w:spacing w:line="192" w:lineRule="exact"/>
-                      <w:rPr>
-                        <w:color w:val="1E4E85"/>
-                        <w:sz w:val="16"/>
-                        <w:szCs w:val="21"/>
-                      </w:rPr>
-                    </w:pPr>
-                    <w:r>
-                      <w:rPr>
-                        <w:color w:val="1E4E85"/>
-                        <w:sz w:val="16"/>
-                        <w:szCs w:val="21"/>
-                      </w:rPr>
-                      <w:t>12 cours Lumière</w:t>
-                    </w:r>
-                  </w:p>
-                  <w:p>
-                    <w:pPr>
-                      <w:spacing w:line="192" w:lineRule="exact"/>
-                      <w:rPr>
-                        <w:color w:val="1E4E85"/>
-                        <w:sz w:val="16"/>
-                        <w:szCs w:val="21"/>
-                      </w:rPr>
-                    </w:pPr>
-                    <w:r>
-                      <w:rPr>
-                        <w:color w:val="1E4E85"/>
-                        <w:sz w:val="16"/>
-                        <w:szCs w:val="21"/>
-                      </w:rPr>
-                      <w:t>94300 Vincennes</w:t>
-                    </w:r>
-                  </w:p>
-                  <w:p>
-                    <w:pPr>
-                      <w:spacing w:line="192" w:lineRule="exact"/>
-                      <w:rPr>
-                        <w:color w:val="1E4E85"/>
-                        <w:sz w:val="16"/>
-                        <w:szCs w:val="21"/>
-                      </w:rPr>
-                    </w:pPr>
-                    <w:r>
-                      <w:rPr>
-                        <w:color w:val="1E4E85"/>
-                        <w:sz w:val="16"/>
-                        <w:szCs w:val="21"/>
-                      </w:rPr>
-                      <w:t>https://ofb.gouv.fr/ile-de-france</w:t>
-                    </w:r>
-                  </w:p>
-                </w:txbxContent>
-              </v:textbox>
-              <w10:wrap anchorx="margin" anchory="margin"/>
-            </v:shape>
-          </w:pict>
-        </mc:Fallback>
-      </mc:AlternateContent>
-    </w:r>
-    <w:r>
-      <w:rPr>
-        <w:b/>
-        <w:bCs/>
-        <w:color w:val="365F91" w:themeColor="accent1" w:themeShade="BF"/>
-        <w:sz w:val="16"/>
-        <w:szCs w:val="21"/>
-      </w:rPr>
-      <w:t>Office français de la biodiversité</w:t>
-    </w:r>
   </w:p>
-  <w:p>
-    <w:pPr>
-      <w:spacing w:line="192" w:lineRule="exact"/>
-      <w:rPr>
-        <w:color w:val="365F91" w:themeColor="accent1" w:themeShade="BF"/>
-        <w:sz w:val="16"/>
-        <w:szCs w:val="21"/>
-      </w:rPr>
-    </w:pPr>
-    <w:r>
-      <w:rPr>
-        <w:color w:val="365F91" w:themeColor="accent1" w:themeShade="BF"/>
-        <w:sz w:val="16"/>
-        <w:szCs w:val="21"/>
-      </w:rPr>
-      <w:t>Direction Régionale Île-de-France</w:t>
-    </w:r>
-  </w:p>
-  <w:p>
-    <w:pPr>
-      <w:spacing w:line="192" w:lineRule="exact"/>
-      <w:rPr>
-        <w:color w:val="365F91" w:themeColor="accent1" w:themeShade="BF"/>
-        <w:sz w:val="16"/>
-        <w:szCs w:val="21"/>
-      </w:rPr>
-    </w:pPr>
-    <w:r>
-      <w:rPr>
-        <w:color w:val="365F91" w:themeColor="accent1" w:themeShade="BF"/>
-        <w:sz w:val="16"/>
-        <w:szCs w:val="21"/>
-      </w:rPr>
-      <w:t>12 cours Lumière</w:t>
-    </w:r>
-  </w:p>
-  <w:p>
-    <w:pPr>
-      <w:spacing w:line="192" w:lineRule="exact"/>
-      <w:rPr>
-        <w:color w:val="365F91" w:themeColor="accent1" w:themeShade="BF"/>
-        <w:sz w:val="16"/>
-        <w:szCs w:val="21"/>
-      </w:rPr>
-    </w:pPr>
-    <w:r>
-      <w:rPr>
-        <w:color w:val="365F91" w:themeColor="accent1" w:themeShade="BF"/>
-        <w:sz w:val="16"/>
-        <w:szCs w:val="21"/>
-      </w:rPr>
-      <w:t>94300 Vincennes</w:t>
-    </w:r>
-  </w:p>
-  <w:p>
-    <w:pPr>
-      <w:spacing w:line="192" w:lineRule="exact"/>
-      <w:rPr>
-        <w:color w:val="365F91" w:themeColor="accent1" w:themeShade="BF"/>
-        <w:sz w:val="16"/>
-        <w:szCs w:val="21"/>
-      </w:rPr>
-    </w:pPr>
-    <w:hyperlink r:id="rId1" w:history="1">
-      <w:r>
-        <w:rPr>
-          <w:rStyle w:val="Lienhypertexte"/>
-          <w:sz w:val="16"/>
-          <w:szCs w:val="21"/>
-        </w:rPr>
-        <w:t>https://ofb.gouv.fr/ile-de-france</w:t>
-      </w:r>
-    </w:hyperlink>
-    <w:r>
-      <w:rPr>
-        <w:color w:val="365F91" w:themeColor="accent1" w:themeShade="BF"/>
-        <w:sz w:val="16"/>
-        <w:szCs w:val="21"/>
-      </w:rPr>
-      <w:t xml:space="preserve"> </w:t>
-    </w:r>
-  </w:p>
+</w:ftr>
+</file>
+
+<file path=word/footer2.xml><?xml version="1.0" encoding="utf-8"?>
+<w:ftr xmlns:wpc="http://schemas.microsoft.com/office/word/2010/wordprocessingCanvas" xmlns:cx="http://schemas.microsoft.com/office/drawing/2014/chartex" xmlns:cx1="http://schemas.microsoft.com/office/drawing/2015/9/8/chartex" xmlns:cx2="http://schemas.microsoft.com/office/drawing/2015/10/21/chartex" xmlns:cx3="http://schemas.microsoft.com/office/drawing/2016/5/9/chartex" xmlns:cx4="http://schemas.microsoft.com/office/drawing/2016/5/10/chartex" xmlns:cx5="http://schemas.microsoft.com/office/drawing/2016/5/11/chartex" xmlns:cx6="http://schemas.microsoft.com/office/drawing/2016/5/12/chartex" xmlns:cx7="http://schemas.microsoft.com/office/drawing/2016/5/13/chartex" xmlns:cx8="http://schemas.microsoft.com/office/drawing/2016/5/14/chartex" xmlns:mc="http://schemas.openxmlformats.org/markup-compatibility/2006" xmlns:aink="http://schemas.microsoft.com/office/drawing/2016/ink" xmlns:am3d="http://schemas.microsoft.com/office/drawing/2017/model3d" xmlns:o="urn:schemas-microsoft-com:office:office" xmlns:r="http://schemas.openxmlformats.org/officeDocument/2006/relationships" xmlns:m="http://schemas.openxmlformats.org/officeDocument/2006/math" xmlns:v="urn:schemas-microsoft-com:vml" xmlns:wp14="http://schemas.microsoft.com/office/word/2010/wordprocessingDrawing" xmlns:wp="http://schemas.openxmlformats.org/drawingml/2006/wordprocessingDrawing" xmlns:w10="urn:schemas-microsoft-com:office:word" xmlns:w="http://schemas.openxmlformats.org/wordprocessingml/2006/main" xmlns:w14="http://schemas.microsoft.com/office/word/2010/wordml" xmlns:w15="http://schemas.microsoft.com/office/word/2012/wordml" xmlns:w16cid="http://schemas.microsoft.com/office/word/2016/wordml/cid" xmlns:w16se="http://schemas.microsoft.com/office/word/2015/wordml/symex" xmlns:wpg="http://schemas.microsoft.com/office/word/2010/wordprocessingGroup" xmlns:wpi="http://schemas.microsoft.com/office/word/2010/wordprocessingInk" xmlns:wne="http://schemas.microsoft.com/office/word/2006/wordml" xmlns:wps="http://schemas.microsoft.com/office/word/2010/wordprocessingShape" mc:Ignorable="w14 w15 w16se w16cid wp14">
+  <w:sdt>
+    <w:sdtPr>
+      <w:id w:val="-1346248724"/>
+      <w:docPartObj>
+        <w:docPartGallery w:val="Page Numbers (Bottom of Page)"/>
+        <w:docPartUnique/>
+      </w:docPartObj>
+    </w:sdtPr>
+    <w:sdtEndPr/>
+    <w:sdtContent>
+      <w:sdt>
+        <w:sdtPr>
+          <w:id w:val="1728636285"/>
+          <w:docPartObj>
+            <w:docPartGallery w:val="Page Numbers (Top of Page)"/>
+            <w:docPartUnique/>
+          </w:docPartObj>
+        </w:sdtPr>
+        <w:sdtEndPr/>
+        <w:sdtContent>
+          <w:p>
+            <w:pPr>
+              <w:pStyle w:val="Pieddepage"/>
+              <w:jc w:val="center"/>
+            </w:pPr>
+            <w:r>
+              <w:rPr>
+                <w:color w:val="1F497D" w:themeColor="text2"/>
+              </w:rPr>
+              <w:t xml:space="preserve">Page </w:t>
+            </w:r>
+            <w:r>
+              <w:rPr>
+                <w:b/>
+                <w:bCs/>
+                <w:color w:val="1F497D" w:themeColor="text2"/>
+                <w:sz w:val="24"/>
+                <w:szCs w:val="24"/>
+              </w:rPr>
+              <w:fldChar w:fldCharType="begin"/>
+            </w:r>
+            <w:r>
+              <w:rPr>
+                <w:b/>
+                <w:bCs/>
+                <w:color w:val="1F497D" w:themeColor="text2"/>
+              </w:rPr>
+              <w:instrText>PAGE</w:instrText>
+            </w:r>
+            <w:r>
+              <w:rPr>
+                <w:b/>
+                <w:bCs/>
+                <w:color w:val="1F497D" w:themeColor="text2"/>
+                <w:sz w:val="24"/>
+                <w:szCs w:val="24"/>
+              </w:rPr>
+              <w:fldChar w:fldCharType="separate"/>
+            </w:r>
+            <w:r>
+              <w:rPr>
+                <w:b/>
+                <w:bCs/>
+                <w:color w:val="1F497D" w:themeColor="text2"/>
+              </w:rPr>
+              <w:t>2</w:t>
+            </w:r>
+            <w:r>
+              <w:rPr>
+                <w:b/>
+                <w:bCs/>
+                <w:color w:val="1F497D" w:themeColor="text2"/>
+                <w:sz w:val="24"/>
+                <w:szCs w:val="24"/>
+              </w:rPr>
+              <w:fldChar w:fldCharType="end"/>
+            </w:r>
+            <w:r>
+              <w:rPr>
+                <w:color w:val="1F497D" w:themeColor="text2"/>
+              </w:rPr>
+              <w:t xml:space="preserve"> sur </w:t>
+            </w:r>
+            <w:r>
+              <w:rPr>
+                <w:b/>
+                <w:bCs/>
+                <w:color w:val="1F497D" w:themeColor="text2"/>
+                <w:sz w:val="24"/>
+                <w:szCs w:val="24"/>
+              </w:rPr>
+              <w:fldChar w:fldCharType="begin"/>
+            </w:r>
+            <w:r>
+              <w:rPr>
+                <w:b/>
+                <w:bCs/>
+                <w:color w:val="1F497D" w:themeColor="text2"/>
+              </w:rPr>
+              <w:instrText>NUMPAGES</w:instrText>
+            </w:r>
+            <w:r>
+              <w:rPr>
+                <w:b/>
+                <w:bCs/>
+                <w:color w:val="1F497D" w:themeColor="text2"/>
+                <w:sz w:val="24"/>
+                <w:szCs w:val="24"/>
+              </w:rPr>
+              <w:fldChar w:fldCharType="separate"/>
+            </w:r>
+            <w:r>
+              <w:rPr>
+                <w:b/>
+                <w:bCs/>
+                <w:color w:val="1F497D" w:themeColor="text2"/>
+              </w:rPr>
+              <w:t>2</w:t>
+            </w:r>
+            <w:r>
+              <w:rPr>
+                <w:b/>
+                <w:bCs/>
+                <w:color w:val="1F497D" w:themeColor="text2"/>
+                <w:sz w:val="24"/>
+                <w:szCs w:val="24"/>
+              </w:rPr>
+              <w:fldChar w:fldCharType="end"/>
+            </w:r>
+          </w:p>
+        </w:sdtContent>
+      </w:sdt>
+    </w:sdtContent>
+  </w:sdt>
   <w:p>
     <w:pPr>
       <w:spacing w:line="192" w:lineRule="exact"/>
@@ -1399,294 +1193,21 @@
         <w:szCs w:val="21"/>
       </w:rPr>
     </w:pPr>
-    <w:r>
-      <w:rPr>
-        <w:b/>
-        <w:bCs/>
-        <w:color w:val="365F91" w:themeColor="accent1" w:themeShade="BF"/>
-        <w:sz w:val="16"/>
-        <w:szCs w:val="21"/>
-      </w:rPr>
-      <w:fldChar w:fldCharType="begin"/>
-    </w:r>
-    <w:r>
-      <w:rPr>
-        <w:b/>
-        <w:bCs/>
-        <w:color w:val="365F91" w:themeColor="accent1" w:themeShade="BF"/>
-        <w:sz w:val="16"/>
-        <w:szCs w:val="21"/>
-      </w:rPr>
-      <w:instrText>=</w:instrText>
-    </w:r>
-    <w:r>
-      <w:rPr>
-        <w:b/>
-        <w:bCs/>
-        <w:color w:val="365F91" w:themeColor="accent1" w:themeShade="BF"/>
-        <w:sz w:val="16"/>
-        <w:szCs w:val="21"/>
-      </w:rPr>
-      <w:fldChar w:fldCharType="begin"/>
-    </w:r>
-    <w:r>
-      <w:rPr>
-        <w:b/>
-        <w:bCs/>
-        <w:color w:val="365F91" w:themeColor="accent1" w:themeShade="BF"/>
-        <w:sz w:val="16"/>
-        <w:szCs w:val="21"/>
-      </w:rPr>
-      <w:instrText xml:space="preserve"> </w:instrText>
-    </w:r>
-    <w:r>
-      <w:rPr>
-        <w:b/>
-        <w:bCs/>
-        <w:color w:val="365F91" w:themeColor="accent1" w:themeShade="BF"/>
-        <w:sz w:val="16"/>
-        <w:szCs w:val="21"/>
-      </w:rPr>
-      <w:instrText>PAGE  \* Arabic  \* MERGEFORMAT</w:instrText>
-    </w:r>
-    <w:r>
-      <w:rPr>
-        <w:b/>
-        <w:bCs/>
-        <w:color w:val="365F91" w:themeColor="accent1" w:themeShade="BF"/>
-        <w:sz w:val="16"/>
-        <w:szCs w:val="21"/>
-      </w:rPr>
-      <w:instrText xml:space="preserve"> </w:instrText>
-    </w:r>
-    <w:r>
-      <w:rPr>
-        <w:b/>
-        <w:bCs/>
-        <w:color w:val="365F91" w:themeColor="accent1" w:themeShade="BF"/>
-        <w:sz w:val="16"/>
-        <w:szCs w:val="21"/>
-      </w:rPr>
-      <w:fldChar w:fldCharType="separate"/>
-    </w:r>
-    <w:r>
-      <w:rPr>
-        <w:b/>
-        <w:bCs/>
-        <w:noProof/>
-        <w:color w:val="365F91" w:themeColor="accent1" w:themeShade="BF"/>
-        <w:sz w:val="16"/>
-        <w:szCs w:val="21"/>
-      </w:rPr>
-      <w:instrText>3</w:instrText>
-    </w:r>
-    <w:r>
-      <w:rPr>
-        <w:b/>
-        <w:bCs/>
-        <w:color w:val="365F91" w:themeColor="accent1" w:themeShade="BF"/>
-        <w:sz w:val="16"/>
-        <w:szCs w:val="21"/>
-      </w:rPr>
-      <w:fldChar w:fldCharType="end"/>
-    </w:r>
-    <w:r>
-      <w:rPr>
-        <w:b/>
-        <w:bCs/>
-        <w:color w:val="365F91" w:themeColor="accent1" w:themeShade="BF"/>
-        <w:sz w:val="16"/>
-        <w:szCs w:val="21"/>
-      </w:rPr>
-      <w:instrText xml:space="preserve"> - 1</w:instrText>
-    </w:r>
-    <w:r>
-      <w:rPr>
-        <w:b/>
-        <w:bCs/>
-        <w:color w:val="365F91" w:themeColor="accent1" w:themeShade="BF"/>
-        <w:sz w:val="16"/>
-        <w:szCs w:val="21"/>
-      </w:rPr>
-      <w:fldChar w:fldCharType="separate"/>
-    </w:r>
-    <w:r>
-      <w:rPr>
-        <w:b/>
-        <w:bCs/>
-        <w:noProof/>
-        <w:color w:val="365F91" w:themeColor="accent1" w:themeShade="BF"/>
-        <w:sz w:val="16"/>
-        <w:szCs w:val="21"/>
-      </w:rPr>
-      <w:t>2</w:t>
-    </w:r>
-    <w:r>
-      <w:rPr>
-        <w:b/>
-        <w:bCs/>
-        <w:color w:val="365F91" w:themeColor="accent1" w:themeShade="BF"/>
-        <w:sz w:val="16"/>
-        <w:szCs w:val="21"/>
-      </w:rPr>
-      <w:fldChar w:fldCharType="end"/>
-    </w:r>
-    <w:r>
-      <w:rPr>
-        <w:color w:val="365F91" w:themeColor="accent1" w:themeShade="BF"/>
-        <w:sz w:val="16"/>
-        <w:szCs w:val="21"/>
-      </w:rPr>
-      <w:t xml:space="preserve"> </w:t>
-    </w:r>
-    <w:r>
-      <w:rPr>
-        <w:color w:val="365F91" w:themeColor="accent1" w:themeShade="BF"/>
-        <w:sz w:val="16"/>
-        <w:szCs w:val="21"/>
-      </w:rPr>
-      <w:t>/</w:t>
-    </w:r>
-    <w:r>
-      <w:rPr>
-        <w:color w:val="365F91" w:themeColor="accent1" w:themeShade="BF"/>
-        <w:sz w:val="16"/>
-        <w:szCs w:val="21"/>
-      </w:rPr>
-      <w:t xml:space="preserve"> </w:t>
-    </w:r>
-    <w:r>
-      <w:rPr>
-        <w:b/>
-        <w:bCs/>
-        <w:color w:val="365F91" w:themeColor="accent1" w:themeShade="BF"/>
-        <w:sz w:val="16"/>
-        <w:szCs w:val="21"/>
-      </w:rPr>
-      <w:fldChar w:fldCharType="begin"/>
-    </w:r>
-    <w:r>
-      <w:rPr>
-        <w:b/>
-        <w:bCs/>
-        <w:color w:val="365F91" w:themeColor="accent1" w:themeShade="BF"/>
-        <w:sz w:val="16"/>
-        <w:szCs w:val="21"/>
-      </w:rPr>
-      <w:instrText>=</w:instrText>
-    </w:r>
-    <w:r>
-      <w:rPr>
-        <w:b/>
-        <w:bCs/>
-        <w:color w:val="365F91" w:themeColor="accent1" w:themeShade="BF"/>
-        <w:sz w:val="16"/>
-        <w:szCs w:val="21"/>
-      </w:rPr>
-      <w:fldChar w:fldCharType="begin"/>
-    </w:r>
-    <w:r>
-      <w:rPr>
-        <w:b/>
-        <w:bCs/>
-        <w:color w:val="365F91" w:themeColor="accent1" w:themeShade="BF"/>
-        <w:sz w:val="16"/>
-        <w:szCs w:val="21"/>
-      </w:rPr>
-      <w:instrText xml:space="preserve"> </w:instrText>
-    </w:r>
-    <w:r>
-      <w:rPr>
-        <w:b/>
-        <w:bCs/>
-        <w:color w:val="365F91" w:themeColor="accent1" w:themeShade="BF"/>
-        <w:sz w:val="16"/>
-        <w:szCs w:val="21"/>
-      </w:rPr>
-      <w:instrText>NUMPAGES  \* Arabic  \* MERGEFORMAT</w:instrText>
-    </w:r>
-    <w:r>
-      <w:rPr>
-        <w:b/>
-        <w:bCs/>
-        <w:color w:val="365F91" w:themeColor="accent1" w:themeShade="BF"/>
-        <w:sz w:val="16"/>
-        <w:szCs w:val="21"/>
-      </w:rPr>
-      <w:instrText xml:space="preserve"> </w:instrText>
-    </w:r>
-    <w:r>
-      <w:rPr>
-        <w:b/>
-        <w:bCs/>
-        <w:color w:val="365F91" w:themeColor="accent1" w:themeShade="BF"/>
-        <w:sz w:val="16"/>
-        <w:szCs w:val="21"/>
-      </w:rPr>
-      <w:fldChar w:fldCharType="separate"/>
-    </w:r>
-    <w:r>
-      <w:rPr>
-        <w:b/>
-        <w:bCs/>
-        <w:noProof/>
-        <w:color w:val="365F91" w:themeColor="accent1" w:themeShade="BF"/>
-        <w:sz w:val="16"/>
-        <w:szCs w:val="21"/>
-      </w:rPr>
-      <w:instrText>3</w:instrText>
-    </w:r>
-    <w:r>
-      <w:rPr>
-        <w:b/>
-        <w:bCs/>
-        <w:color w:val="365F91" w:themeColor="accent1" w:themeShade="BF"/>
-        <w:sz w:val="16"/>
-        <w:szCs w:val="21"/>
-      </w:rPr>
-      <w:fldChar w:fldCharType="end"/>
-    </w:r>
-    <w:r>
-      <w:rPr>
-        <w:b/>
-        <w:bCs/>
-        <w:color w:val="365F91" w:themeColor="accent1" w:themeShade="BF"/>
-        <w:sz w:val="16"/>
-        <w:szCs w:val="21"/>
-      </w:rPr>
-      <w:instrText xml:space="preserve"> - 1</w:instrText>
-    </w:r>
-    <w:r>
-      <w:rPr>
-        <w:b/>
-        <w:bCs/>
-        <w:color w:val="365F91" w:themeColor="accent1" w:themeShade="BF"/>
-        <w:sz w:val="16"/>
-        <w:szCs w:val="21"/>
-      </w:rPr>
-      <w:fldChar w:fldCharType="separate"/>
-    </w:r>
-    <w:r>
-      <w:rPr>
-        <w:b/>
-        <w:bCs/>
-        <w:noProof/>
-        <w:color w:val="365F91" w:themeColor="accent1" w:themeShade="BF"/>
-        <w:sz w:val="16"/>
-        <w:szCs w:val="21"/>
-      </w:rPr>
-      <w:t>2</w:t>
-    </w:r>
-    <w:r>
-      <w:rPr>
-        <w:b/>
-        <w:bCs/>
-        <w:color w:val="365F91" w:themeColor="accent1" w:themeShade="BF"/>
-        <w:sz w:val="16"/>
-        <w:szCs w:val="21"/>
-      </w:rPr>
-      <w:fldChar w:fldCharType="end"/>
-    </w:r>
+  </w:p>
+</w:ftr>
+</file>
+
+<file path=word/footer3.xml><?xml version="1.0" encoding="utf-8"?>
+<w:ftr xmlns:wpc="http://schemas.microsoft.com/office/word/2010/wordprocessingCanvas" xmlns:cx="http://schemas.microsoft.com/office/drawing/2014/chartex" xmlns:cx1="http://schemas.microsoft.com/office/drawing/2015/9/8/chartex" xmlns:cx2="http://schemas.microsoft.com/office/drawing/2015/10/21/chartex" xmlns:cx3="http://schemas.microsoft.com/office/drawing/2016/5/9/chartex" xmlns:cx4="http://schemas.microsoft.com/office/drawing/2016/5/10/chartex" xmlns:cx5="http://schemas.microsoft.com/office/drawing/2016/5/11/chartex" xmlns:cx6="http://schemas.microsoft.com/office/drawing/2016/5/12/chartex" xmlns:cx7="http://schemas.microsoft.com/office/drawing/2016/5/13/chartex" xmlns:cx8="http://schemas.microsoft.com/office/drawing/2016/5/14/chartex" xmlns:mc="http://schemas.openxmlformats.org/markup-compatibility/2006" xmlns:aink="http://schemas.microsoft.com/office/drawing/2016/ink" xmlns:am3d="http://schemas.microsoft.com/office/drawing/2017/model3d" xmlns:o="urn:schemas-microsoft-com:office:office" xmlns:r="http://schemas.openxmlformats.org/officeDocument/2006/relationships" xmlns:m="http://schemas.openxmlformats.org/officeDocument/2006/math" xmlns:v="urn:schemas-microsoft-com:vml" xmlns:wp14="http://schemas.microsoft.com/office/word/2010/wordprocessingDrawing" xmlns:wp="http://schemas.openxmlformats.org/drawingml/2006/wordprocessingDrawing" xmlns:w10="urn:schemas-microsoft-com:office:word" xmlns:w="http://schemas.openxmlformats.org/wordprocessingml/2006/main" xmlns:w14="http://schemas.microsoft.com/office/word/2010/wordml" xmlns:w15="http://schemas.microsoft.com/office/word/2012/wordml" xmlns:w16cid="http://schemas.microsoft.com/office/word/2016/wordml/cid" xmlns:w16se="http://schemas.microsoft.com/office/word/2015/wordml/symex" xmlns:wpg="http://schemas.microsoft.com/office/word/2010/wordprocessingGroup" xmlns:wpi="http://schemas.microsoft.com/office/word/2010/wordprocessingInk" xmlns:wne="http://schemas.microsoft.com/office/word/2006/wordml" xmlns:wps="http://schemas.microsoft.com/office/word/2010/wordprocessingShape" mc:Ignorable="w14 w15 w16se w16cid wp14">
+  <w:p>
+    <w:pPr>
+      <w:pStyle w:val="Pieddepage"/>
+    </w:pPr>
+  </w:p>
+  <w:p>
+    <w:pPr>
+      <w:pStyle w:val="Pieddepage"/>
+    </w:pPr>
   </w:p>
 </w:ftr>
 </file>
@@ -1716,23 +1237,33 @@
     <w:pPr>
       <w:pStyle w:val="En-tte"/>
     </w:pPr>
+  </w:p>
+</w:hdr>
+</file>
+
+<file path=word/header2.xml><?xml version="1.0" encoding="utf-8"?>
+<w:hdr xmlns:wpc="http://schemas.microsoft.com/office/word/2010/wordprocessingCanvas" xmlns:cx="http://schemas.microsoft.com/office/drawing/2014/chartex" xmlns:cx1="http://schemas.microsoft.com/office/drawing/2015/9/8/chartex" xmlns:cx2="http://schemas.microsoft.com/office/drawing/2015/10/21/chartex" xmlns:cx3="http://schemas.microsoft.com/office/drawing/2016/5/9/chartex" xmlns:cx4="http://schemas.microsoft.com/office/drawing/2016/5/10/chartex" xmlns:cx5="http://schemas.microsoft.com/office/drawing/2016/5/11/chartex" xmlns:cx6="http://schemas.microsoft.com/office/drawing/2016/5/12/chartex" xmlns:cx7="http://schemas.microsoft.com/office/drawing/2016/5/13/chartex" xmlns:cx8="http://schemas.microsoft.com/office/drawing/2016/5/14/chartex" xmlns:mc="http://schemas.openxmlformats.org/markup-compatibility/2006" xmlns:aink="http://schemas.microsoft.com/office/drawing/2016/ink" xmlns:am3d="http://schemas.microsoft.com/office/drawing/2017/model3d" xmlns:o="urn:schemas-microsoft-com:office:office" xmlns:r="http://schemas.openxmlformats.org/officeDocument/2006/relationships" xmlns:m="http://schemas.openxmlformats.org/officeDocument/2006/math" xmlns:v="urn:schemas-microsoft-com:vml" xmlns:wp14="http://schemas.microsoft.com/office/word/2010/wordprocessingDrawing" xmlns:wp="http://schemas.openxmlformats.org/drawingml/2006/wordprocessingDrawing" xmlns:w10="urn:schemas-microsoft-com:office:word" xmlns:w="http://schemas.openxmlformats.org/wordprocessingml/2006/main" xmlns:w14="http://schemas.microsoft.com/office/word/2010/wordml" xmlns:w15="http://schemas.microsoft.com/office/word/2012/wordml" xmlns:w16cid="http://schemas.microsoft.com/office/word/2016/wordml/cid" xmlns:w16se="http://schemas.microsoft.com/office/word/2015/wordml/symex" xmlns:wpg="http://schemas.microsoft.com/office/word/2010/wordprocessingGroup" xmlns:wpi="http://schemas.microsoft.com/office/word/2010/wordprocessingInk" xmlns:wne="http://schemas.microsoft.com/office/word/2006/wordml" xmlns:wps="http://schemas.microsoft.com/office/word/2010/wordprocessingShape" mc:Ignorable="w14 w15 w16se w16cid wp14">
+  <w:p>
+    <w:pPr>
+      <w:pStyle w:val="En-tte"/>
+    </w:pPr>
     <w:r>
       <w:rPr>
         <w:noProof/>
       </w:rPr>
       <w:drawing>
-        <wp:anchor distT="0" distB="0" distL="114300" distR="114300" simplePos="0" relativeHeight="251656704" behindDoc="1" locked="0" layoutInCell="1" allowOverlap="1" wp14:anchorId="7B41890A">
+        <wp:anchor distT="0" distB="0" distL="114300" distR="114300" simplePos="0" relativeHeight="251657728" behindDoc="1" locked="0" layoutInCell="1" allowOverlap="1" wp14:anchorId="3D5A9B80" wp14:editId="580C5C5C">
           <wp:simplePos x="0" y="0"/>
-          <wp:positionH relativeFrom="column">
-            <wp:posOffset>1424305</wp:posOffset>
+          <wp:positionH relativeFrom="page">
+            <wp:align>left</wp:align>
           </wp:positionH>
-          <wp:positionV relativeFrom="paragraph">
-            <wp:posOffset>4524375</wp:posOffset>
+          <wp:positionV relativeFrom="page">
+            <wp:posOffset>-463138</wp:posOffset>
           </wp:positionV>
-          <wp:extent cx="5499100" cy="5114925"/>
-          <wp:effectExtent l="0" t="0" r="0" b="0"/>
+          <wp:extent cx="7778335" cy="1555667"/>
+          <wp:effectExtent l="0" t="0" r="0" b="6985"/>
           <wp:wrapNone/>
-          <wp:docPr id="42" name="Image 42"/>
+          <wp:docPr id="2" name="Image 2"/>
           <wp:cNvGraphicFramePr>
             <a:graphicFrameLocks xmlns:a="http://schemas.openxmlformats.org/drawingml/2006/main" noChangeAspect="1"/>
           </wp:cNvGraphicFramePr>
@@ -1740,10 +1271,8 @@
             <a:graphicData uri="http://schemas.openxmlformats.org/drawingml/2006/picture">
               <pic:pic xmlns:pic="http://schemas.openxmlformats.org/drawingml/2006/picture">
                 <pic:nvPicPr>
-                  <pic:cNvPr id="0" name="Picture 2"/>
-                  <pic:cNvPicPr>
-                    <a:picLocks noChangeAspect="1" noChangeArrowheads="1"/>
-                  </pic:cNvPicPr>
+                  <pic:cNvPr id="8" name="Logos.png"/>
+                  <pic:cNvPicPr/>
                 </pic:nvPicPr>
                 <pic:blipFill>
                   <a:blip r:embed="rId1">
@@ -1753,24 +1282,119 @@
                       </a:ext>
                     </a:extLst>
                   </a:blip>
-                  <a:srcRect/>
                   <a:stretch>
                     <a:fillRect/>
                   </a:stretch>
                 </pic:blipFill>
-                <pic:spPr bwMode="auto">
+                <pic:spPr>
                   <a:xfrm>
                     <a:off x="0" y="0"/>
-                    <a:ext cx="5499100" cy="5114925"/>
+                    <a:ext cx="7778335" cy="1555667"/>
                   </a:xfrm>
                   <a:prstGeom prst="rect">
                     <a:avLst/>
                   </a:prstGeom>
-                  <a:noFill/>
                 </pic:spPr>
               </pic:pic>
             </a:graphicData>
           </a:graphic>
+          <wp14:sizeRelH relativeFrom="page">
+            <wp14:pctWidth>0</wp14:pctWidth>
+          </wp14:sizeRelH>
+          <wp14:sizeRelV relativeFrom="page">
+            <wp14:pctHeight>0</wp14:pctHeight>
+          </wp14:sizeRelV>
+        </wp:anchor>
+      </w:drawing>
+    </w:r>
+    <w:r>
+      <w:ptab w:relativeTo="margin" w:alignment="center" w:leader="none"/>
+    </w:r>
+  </w:p>
+  <w:p>
+    <w:pPr>
+      <w:pStyle w:val="En-tte"/>
+    </w:pPr>
+  </w:p>
+  <w:p>
+    <w:pPr>
+      <w:pStyle w:val="En-tte"/>
+    </w:pPr>
+  </w:p>
+  <w:p>
+    <w:pPr>
+      <w:pStyle w:val="En-tte"/>
+    </w:pPr>
+    <w:r>
+      <w:ptab w:relativeTo="margin" w:alignment="right" w:leader="none"/>
+    </w:r>
+  </w:p>
+</w:hdr>
+</file>
+
+<file path=word/header3.xml><?xml version="1.0" encoding="utf-8"?>
+<w:hdr xmlns:wpc="http://schemas.microsoft.com/office/word/2010/wordprocessingCanvas" xmlns:cx="http://schemas.microsoft.com/office/drawing/2014/chartex" xmlns:cx1="http://schemas.microsoft.com/office/drawing/2015/9/8/chartex" xmlns:cx2="http://schemas.microsoft.com/office/drawing/2015/10/21/chartex" xmlns:cx3="http://schemas.microsoft.com/office/drawing/2016/5/9/chartex" xmlns:cx4="http://schemas.microsoft.com/office/drawing/2016/5/10/chartex" xmlns:cx5="http://schemas.microsoft.com/office/drawing/2016/5/11/chartex" xmlns:cx6="http://schemas.microsoft.com/office/drawing/2016/5/12/chartex" xmlns:cx7="http://schemas.microsoft.com/office/drawing/2016/5/13/chartex" xmlns:cx8="http://schemas.microsoft.com/office/drawing/2016/5/14/chartex" xmlns:mc="http://schemas.openxmlformats.org/markup-compatibility/2006" xmlns:aink="http://schemas.microsoft.com/office/drawing/2016/ink" xmlns:am3d="http://schemas.microsoft.com/office/drawing/2017/model3d" xmlns:o="urn:schemas-microsoft-com:office:office" xmlns:r="http://schemas.openxmlformats.org/officeDocument/2006/relationships" xmlns:m="http://schemas.openxmlformats.org/officeDocument/2006/math" xmlns:v="urn:schemas-microsoft-com:vml" xmlns:wp14="http://schemas.microsoft.com/office/word/2010/wordprocessingDrawing" xmlns:wp="http://schemas.openxmlformats.org/drawingml/2006/wordprocessingDrawing" xmlns:w10="urn:schemas-microsoft-com:office:word" xmlns:w="http://schemas.openxmlformats.org/wordprocessingml/2006/main" xmlns:w14="http://schemas.microsoft.com/office/word/2010/wordml" xmlns:w15="http://schemas.microsoft.com/office/word/2012/wordml" xmlns:w16cid="http://schemas.microsoft.com/office/word/2016/wordml/cid" xmlns:w16se="http://schemas.microsoft.com/office/word/2015/wordml/symex" xmlns:wpg="http://schemas.microsoft.com/office/word/2010/wordprocessingGroup" xmlns:wpi="http://schemas.microsoft.com/office/word/2010/wordprocessingInk" xmlns:wne="http://schemas.microsoft.com/office/word/2006/wordml" xmlns:wps="http://schemas.microsoft.com/office/word/2010/wordprocessingShape" mc:Ignorable="w14 w15 w16se w16cid wp14">
+  <w:p>
+    <w:pPr>
+      <w:pStyle w:val="En-tte"/>
+    </w:pPr>
+    <w:r>
+      <w:rPr>
+        <w:noProof/>
+      </w:rPr>
+      <w:drawing>
+        <wp:anchor distT="0" distB="0" distL="114300" distR="114300" simplePos="0" relativeHeight="251656704" behindDoc="1" locked="0" layoutInCell="1" allowOverlap="1" wp14:anchorId="52FA56FE" wp14:editId="68E82D6E">
+          <wp:simplePos x="0" y="0"/>
+          <wp:positionH relativeFrom="page">
+            <wp:align>left</wp:align>
+          </wp:positionH>
+          <wp:positionV relativeFrom="page">
+            <wp:align>top</wp:align>
+          </wp:positionV>
+          <wp:extent cx="7778335" cy="1555667"/>
+          <wp:effectExtent l="0" t="0" r="0" b="6985"/>
+          <wp:wrapNone/>
+          <wp:docPr id="5" name="Image 5"/>
+          <wp:cNvGraphicFramePr>
+            <a:graphicFrameLocks xmlns:a="http://schemas.openxmlformats.org/drawingml/2006/main" noChangeAspect="1"/>
+          </wp:cNvGraphicFramePr>
+          <a:graphic xmlns:a="http://schemas.openxmlformats.org/drawingml/2006/main">
+            <a:graphicData uri="http://schemas.openxmlformats.org/drawingml/2006/picture">
+              <pic:pic xmlns:pic="http://schemas.openxmlformats.org/drawingml/2006/picture">
+                <pic:nvPicPr>
+                  <pic:cNvPr id="8" name="Logos.png"/>
+                  <pic:cNvPicPr/>
+                </pic:nvPicPr>
+                <pic:blipFill>
+                  <a:blip r:embed="rId1">
+                    <a:extLst>
+                      <a:ext uri="{28A0092B-C50C-407E-A947-70E740481C1C}">
+                        <a14:useLocalDpi xmlns:a14="http://schemas.microsoft.com/office/drawing/2010/main" val="0"/>
+                      </a:ext>
+                    </a:extLst>
+                  </a:blip>
+                  <a:stretch>
+                    <a:fillRect/>
+                  </a:stretch>
+                </pic:blipFill>
+                <pic:spPr>
+                  <a:xfrm>
+                    <a:off x="0" y="0"/>
+                    <a:ext cx="7778335" cy="1555667"/>
+                  </a:xfrm>
+                  <a:prstGeom prst="rect">
+                    <a:avLst/>
+                  </a:prstGeom>
+                </pic:spPr>
+              </pic:pic>
+            </a:graphicData>
+          </a:graphic>
+          <wp14:sizeRelH relativeFrom="page">
+            <wp14:pctWidth>0</wp14:pctWidth>
+          </wp14:sizeRelH>
+          <wp14:sizeRelV relativeFrom="page">
+            <wp14:pctHeight>0</wp14:pctHeight>
+          </wp14:sizeRelV>
         </wp:anchor>
       </w:drawing>
     </w:r>
@@ -1778,59 +1402,31 @@
       <w:rPr>
         <w:noProof/>
       </w:rPr>
-      <w:drawing>
-        <wp:anchor distT="0" distB="0" distL="114300" distR="114300" simplePos="0" relativeHeight="251657728" behindDoc="1" locked="0" layoutInCell="1" allowOverlap="1" wp14:anchorId="62BD605F">
-          <wp:simplePos x="0" y="0"/>
-          <wp:positionH relativeFrom="column">
-            <wp:posOffset>-1023620</wp:posOffset>
-          </wp:positionH>
-          <wp:positionV relativeFrom="paragraph">
-            <wp:posOffset>-485775</wp:posOffset>
-          </wp:positionV>
-          <wp:extent cx="7566025" cy="1511935"/>
-          <wp:effectExtent l="0" t="0" r="0" b="0"/>
-          <wp:wrapNone/>
-          <wp:docPr id="43" name="Image 43"/>
-          <wp:cNvGraphicFramePr>
-            <a:graphicFrameLocks xmlns:a="http://schemas.openxmlformats.org/drawingml/2006/main" noChangeAspect="1"/>
-          </wp:cNvGraphicFramePr>
-          <a:graphic xmlns:a="http://schemas.openxmlformats.org/drawingml/2006/main">
-            <a:graphicData uri="http://schemas.openxmlformats.org/drawingml/2006/picture">
-              <pic:pic xmlns:pic="http://schemas.openxmlformats.org/drawingml/2006/picture">
-                <pic:nvPicPr>
-                  <pic:cNvPr id="0" name="Picture 1"/>
-                  <pic:cNvPicPr>
-                    <a:picLocks noChangeAspect="1" noChangeArrowheads="1"/>
-                  </pic:cNvPicPr>
-                </pic:nvPicPr>
-                <pic:blipFill>
-                  <a:blip r:embed="rId2">
-                    <a:extLst>
-                      <a:ext uri="{28A0092B-C50C-407E-A947-70E740481C1C}">
-                        <a14:useLocalDpi xmlns:a14="http://schemas.microsoft.com/office/drawing/2010/main" val="0"/>
-                      </a:ext>
-                    </a:extLst>
-                  </a:blip>
-                  <a:srcRect/>
-                  <a:stretch>
-                    <a:fillRect/>
-                  </a:stretch>
-                </pic:blipFill>
-                <pic:spPr bwMode="auto">
-                  <a:xfrm>
-                    <a:off x="0" y="0"/>
-                    <a:ext cx="7566025" cy="1511935"/>
-                  </a:xfrm>
-                  <a:prstGeom prst="rect">
-                    <a:avLst/>
-                  </a:prstGeom>
-                  <a:noFill/>
-                </pic:spPr>
-              </pic:pic>
-            </a:graphicData>
-          </a:graphic>
-        </wp:anchor>
-      </w:drawing>
+      <w:pict w14:anchorId="29A189A8">
+        <v:shapetype id="_x0000_t75" coordsize="21600,21600" o:spt="75" o:preferrelative="t" path="m@4@5l@4@11@9@11@9@5xe" filled="f" stroked="f">
+          <v:stroke joinstyle="miter"/>
+          <v:formulas>
+            <v:f eqn="if lineDrawn pixelLineWidth 0"/>
+            <v:f eqn="sum @0 1 0"/>
+            <v:f eqn="sum 0 0 @1"/>
+            <v:f eqn="prod @2 1 2"/>
+            <v:f eqn="prod @3 21600 pixelWidth"/>
+            <v:f eqn="prod @3 21600 pixelHeight"/>
+            <v:f eqn="sum @0 0 1"/>
+            <v:f eqn="prod @6 1 2"/>
+            <v:f eqn="prod @7 21600 pixelWidth"/>
+            <v:f eqn="sum @8 21600 0"/>
+            <v:f eqn="prod @7 21600 pixelHeight"/>
+            <v:f eqn="sum @10 21600 0"/>
+          </v:formulas>
+          <v:path o:extrusionok="f" gradientshapeok="t" o:connecttype="rect"/>
+          <o:lock v:ext="edit" aspectratio="t"/>
+        </v:shapetype>
+        <v:shape id="WordPictureWatermark719877890" o:spid="_x0000_s2049" type="#_x0000_t75" alt="bas rapport" style="position:absolute;margin-left:-33.8pt;margin-top:411.8pt;width:510.05pt;height:311.6pt;z-index:-251657728;mso-wrap-edited:f;mso-width-percent:0;mso-height-percent:0;mso-position-horizontal-relative:margin;mso-position-vertical-relative:margin;mso-width-percent:0;mso-height-percent:0" o:allowincell="f">
+          <v:imagedata r:id="rId2" o:title="bas rapport"/>
+          <w10:wrap anchorx="margin" anchory="margin"/>
+        </v:shape>
+      </w:pict>
     </w:r>
   </w:p>
 </w:hdr>
@@ -1839,335 +1435,6 @@
 <file path=word/numbering.xml><?xml version="1.0" encoding="utf-8"?>
 <w:numbering xmlns:aink="http://schemas.microsoft.com/office/drawing/2016/ink" xmlns:am3d="http://schemas.microsoft.com/office/drawing/2017/model3d" xmlns:cx="http://schemas.microsoft.com/office/drawing/2014/chartex" xmlns:cx1="http://schemas.microsoft.com/office/drawing/2015/9/8/chartex" xmlns:cx2="http://schemas.microsoft.com/office/drawing/2015/10/21/chartex" xmlns:cx3="http://schemas.microsoft.com/office/drawing/2016/5/9/chartex" xmlns:cx4="http://schemas.microsoft.com/office/drawing/2016/5/10/chartex" xmlns:cx5="http://schemas.microsoft.com/office/drawing/2016/5/11/chartex" xmlns:cx6="http://schemas.microsoft.com/office/drawing/2016/5/12/chartex" xmlns:cx7="http://schemas.microsoft.com/office/drawing/2016/5/13/chartex" xmlns:cx8="http://schemas.microsoft.com/office/drawing/2016/5/14/chartex" xmlns:m="http://schemas.openxmlformats.org/officeDocument/2006/math" xmlns:mc="http://schemas.openxmlformats.org/markup-compatibility/2006" xmlns:o="urn:schemas-microsoft-com:office:office" xmlns:r="http://schemas.openxmlformats.org/officeDocument/2006/relationships" xmlns:v="urn:schemas-microsoft-com:vml" xmlns:w="http://schemas.openxmlformats.org/wordprocessingml/2006/main" xmlns:w10="urn:schemas-microsoft-com:office:word" xmlns:w14="http://schemas.microsoft.com/office/word/2010/wordml" xmlns:w15="http://schemas.microsoft.com/office/word/2012/wordml" xmlns:w16cid="http://schemas.microsoft.com/office/word/2016/wordml/cid" xmlns:w16se="http://schemas.microsoft.com/office/word/2015/wordml/symex" xmlns:wne="http://schemas.microsoft.com/office/word/2006/wordml" xmlns:wp="http://schemas.openxmlformats.org/drawingml/2006/wordprocessingDrawing" xmlns:wp14="http://schemas.microsoft.com/office/word/2010/wordprocessingDrawing" xmlns:wpc="http://schemas.microsoft.com/office/word/2010/wordprocessingCanvas" xmlns:wpg="http://schemas.microsoft.com/office/word/2010/wordprocessingGroup" xmlns:wpi="http://schemas.microsoft.com/office/word/2010/wordprocessingInk" xmlns:wps="http://schemas.microsoft.com/office/word/2010/wordprocessingShape" mc:Ignorable="w14 w15 w16se w16cid wp14">
   <w:abstractNum w15:restartNumberingAfterBreak="0" w:abstractNumId="0">
-    <w:nsid w:val="0000A990"/>
-    <w:multiLevelType w:val="multilevel"/>
-    <w:tmpl w:val="11CE634E"/>
-    <w:lvl w:ilvl="0">
-      <w:numFmt w:val="bullet"/>
-      <w:lvlText w:val=" "/>
-      <w:lvlJc w:val="left"/>
-      <w:pPr>
-        <w:ind w:hanging="480" w:left="720"/>
-      </w:pPr>
-    </w:lvl>
-    <w:lvl w:ilvl="1">
-      <w:numFmt w:val="bullet"/>
-      <w:lvlText w:val=" "/>
-      <w:lvlJc w:val="left"/>
-      <w:pPr>
-        <w:ind w:hanging="480" w:left="1440"/>
-      </w:pPr>
-    </w:lvl>
-    <w:lvl w:ilvl="2">
-      <w:numFmt w:val="bullet"/>
-      <w:lvlText w:val=" "/>
-      <w:lvlJc w:val="left"/>
-      <w:pPr>
-        <w:ind w:hanging="480" w:left="2160"/>
-      </w:pPr>
-    </w:lvl>
-    <w:lvl w:ilvl="3">
-      <w:numFmt w:val="bullet"/>
-      <w:lvlText w:val=" "/>
-      <w:lvlJc w:val="left"/>
-      <w:pPr>
-        <w:ind w:hanging="480" w:left="2880"/>
-      </w:pPr>
-    </w:lvl>
-    <w:lvl w:ilvl="4">
-      <w:numFmt w:val="bullet"/>
-      <w:lvlText w:val=" "/>
-      <w:lvlJc w:val="left"/>
-      <w:pPr>
-        <w:ind w:hanging="480" w:left="3600"/>
-      </w:pPr>
-    </w:lvl>
-    <w:lvl w:ilvl="5">
-      <w:numFmt w:val="bullet"/>
-      <w:lvlText w:val=" "/>
-      <w:lvlJc w:val="left"/>
-      <w:pPr>
-        <w:ind w:hanging="480" w:left="4320"/>
-      </w:pPr>
-    </w:lvl>
-    <w:lvl w:ilvl="6">
-      <w:numFmt w:val="bullet"/>
-      <w:lvlText w:val=" "/>
-      <w:lvlJc w:val="left"/>
-      <w:pPr>
-        <w:ind w:hanging="480" w:left="5040"/>
-      </w:pPr>
-    </w:lvl>
-    <w:lvl w:ilvl="7">
-      <w:numFmt w:val="bullet"/>
-      <w:lvlText w:val=" "/>
-      <w:lvlJc w:val="left"/>
-      <w:pPr>
-        <w:ind w:hanging="480" w:left="5760"/>
-      </w:pPr>
-    </w:lvl>
-    <w:lvl w:ilvl="8">
-      <w:numFmt w:val="bullet"/>
-      <w:lvlText w:val=" "/>
-      <w:lvlJc w:val="left"/>
-      <w:pPr>
-        <w:ind w:hanging="480" w:left="6480"/>
-      </w:pPr>
-    </w:lvl>
-  </w:abstractNum>
-  <w:abstractNum w15:restartNumberingAfterBreak="0" w:abstractNumId="1">
-    <w:nsid w:val="0000A991"/>
-    <w:multiLevelType w:val="multilevel"/>
-    <w:tmpl w:val="7340C4D2"/>
-    <w:lvl w:ilvl="0">
-      <w:numFmt w:val="bullet"/>
-      <w:lvlText w:val="•"/>
-      <w:lvlJc w:val="left"/>
-      <w:pPr>
-        <w:ind w:hanging="480" w:left="720"/>
-      </w:pPr>
-    </w:lvl>
-    <w:lvl w:ilvl="1">
-      <w:numFmt w:val="bullet"/>
-      <w:lvlText w:val="–"/>
-      <w:lvlJc w:val="left"/>
-      <w:pPr>
-        <w:ind w:hanging="480" w:left="1440"/>
-      </w:pPr>
-    </w:lvl>
-    <w:lvl w:ilvl="2">
-      <w:numFmt w:val="bullet"/>
-      <w:lvlText w:val="•"/>
-      <w:lvlJc w:val="left"/>
-      <w:pPr>
-        <w:ind w:hanging="480" w:left="2160"/>
-      </w:pPr>
-    </w:lvl>
-    <w:lvl w:ilvl="3">
-      <w:numFmt w:val="bullet"/>
-      <w:lvlText w:val="–"/>
-      <w:lvlJc w:val="left"/>
-      <w:pPr>
-        <w:ind w:hanging="480" w:left="2880"/>
-      </w:pPr>
-    </w:lvl>
-    <w:lvl w:ilvl="4">
-      <w:numFmt w:val="bullet"/>
-      <w:lvlText w:val="•"/>
-      <w:lvlJc w:val="left"/>
-      <w:pPr>
-        <w:ind w:hanging="480" w:left="3600"/>
-      </w:pPr>
-    </w:lvl>
-    <w:lvl w:ilvl="5">
-      <w:numFmt w:val="bullet"/>
-      <w:lvlText w:val="–"/>
-      <w:lvlJc w:val="left"/>
-      <w:pPr>
-        <w:ind w:hanging="480" w:left="4320"/>
-      </w:pPr>
-    </w:lvl>
-    <w:lvl w:ilvl="6">
-      <w:numFmt w:val="bullet"/>
-      <w:lvlText w:val="•"/>
-      <w:lvlJc w:val="left"/>
-      <w:pPr>
-        <w:ind w:hanging="480" w:left="5040"/>
-      </w:pPr>
-    </w:lvl>
-    <w:lvl w:ilvl="7">
-      <w:numFmt w:val="bullet"/>
-      <w:lvlText w:val="–"/>
-      <w:lvlJc w:val="left"/>
-      <w:pPr>
-        <w:ind w:hanging="480" w:left="5760"/>
-      </w:pPr>
-    </w:lvl>
-    <w:lvl w:ilvl="8">
-      <w:numFmt w:val="bullet"/>
-      <w:lvlText w:val="•"/>
-      <w:lvlJc w:val="left"/>
-      <w:pPr>
-        <w:ind w:hanging="480" w:left="6480"/>
-      </w:pPr>
-    </w:lvl>
-  </w:abstractNum>
-  <w:abstractNum w15:restartNumberingAfterBreak="0" w:abstractNumId="2">
-    <w:nsid w:val="00A99411"/>
-    <w:multiLevelType w:val="multilevel"/>
-    <w:tmpl w:val="F4E6CF04"/>
-    <w:lvl w:ilvl="0">
-      <w:start w:val="1"/>
-      <w:numFmt w:val="decimal"/>
-      <w:lvlText w:val="%1."/>
-      <w:lvlJc w:val="left"/>
-      <w:pPr>
-        <w:ind w:hanging="480" w:left="720"/>
-      </w:pPr>
-    </w:lvl>
-    <w:lvl w:ilvl="1">
-      <w:start w:val="1"/>
-      <w:numFmt w:val="decimal"/>
-      <w:lvlText w:val="%2."/>
-      <w:lvlJc w:val="left"/>
-      <w:pPr>
-        <w:ind w:hanging="480" w:left="1440"/>
-      </w:pPr>
-    </w:lvl>
-    <w:lvl w:ilvl="2">
-      <w:start w:val="1"/>
-      <w:numFmt w:val="decimal"/>
-      <w:lvlText w:val="%3."/>
-      <w:lvlJc w:val="left"/>
-      <w:pPr>
-        <w:ind w:hanging="480" w:left="2160"/>
-      </w:pPr>
-    </w:lvl>
-    <w:lvl w:ilvl="3">
-      <w:start w:val="1"/>
-      <w:numFmt w:val="decimal"/>
-      <w:lvlText w:val="%4."/>
-      <w:lvlJc w:val="left"/>
-      <w:pPr>
-        <w:ind w:hanging="480" w:left="2880"/>
-      </w:pPr>
-    </w:lvl>
-    <w:lvl w:ilvl="4">
-      <w:start w:val="1"/>
-      <w:numFmt w:val="decimal"/>
-      <w:lvlText w:val="%5."/>
-      <w:lvlJc w:val="left"/>
-      <w:pPr>
-        <w:ind w:hanging="480" w:left="3600"/>
-      </w:pPr>
-    </w:lvl>
-    <w:lvl w:ilvl="5">
-      <w:start w:val="1"/>
-      <w:numFmt w:val="decimal"/>
-      <w:lvlText w:val="%6."/>
-      <w:lvlJc w:val="left"/>
-      <w:pPr>
-        <w:ind w:hanging="480" w:left="4320"/>
-      </w:pPr>
-    </w:lvl>
-    <w:lvl w:ilvl="6">
-      <w:start w:val="1"/>
-      <w:numFmt w:val="decimal"/>
-      <w:lvlText w:val="%7."/>
-      <w:lvlJc w:val="left"/>
-      <w:pPr>
-        <w:ind w:hanging="480" w:left="5040"/>
-      </w:pPr>
-    </w:lvl>
-    <w:lvl w:ilvl="7">
-      <w:start w:val="1"/>
-      <w:numFmt w:val="decimal"/>
-      <w:lvlText w:val="%8."/>
-      <w:lvlJc w:val="left"/>
-      <w:pPr>
-        <w:ind w:hanging="480" w:left="5760"/>
-      </w:pPr>
-    </w:lvl>
-    <w:lvl w:ilvl="8">
-      <w:start w:val="1"/>
-      <w:numFmt w:val="decimal"/>
-      <w:lvlText w:val="%9."/>
-      <w:lvlJc w:val="left"/>
-      <w:pPr>
-        <w:ind w:hanging="480" w:left="6480"/>
-      </w:pPr>
-    </w:lvl>
-  </w:abstractNum>
-  <w:abstractNum w15:restartNumberingAfterBreak="0" w:abstractNumId="3">
-    <w:nsid w:val="0CE2660F"/>
-    <w:multiLevelType w:val="multilevel"/>
-    <w:tmpl w:val="98A0BF32"/>
-    <w:lvl w:ilvl="0">
-      <w:start w:val="1"/>
-      <w:numFmt w:val="decimal"/>
-      <w:lvlText w:val="%1"/>
-      <w:lvlJc w:val="left"/>
-      <w:pPr>
-        <w:ind w:hanging="432" w:left="432"/>
-      </w:pPr>
-    </w:lvl>
-    <w:lvl w:ilvl="1">
-      <w:start w:val="1"/>
-      <w:numFmt w:val="decimal"/>
-      <w:lvlText w:val="%1.%2"/>
-      <w:lvlJc w:val="left"/>
-      <w:pPr>
-        <w:ind w:hanging="576" w:left="576"/>
-      </w:pPr>
-      <w:rPr>
-        <w:rFonts w:hint="default"/>
-      </w:rPr>
-    </w:lvl>
-    <w:lvl w:ilvl="2">
-      <w:start w:val="1"/>
-      <w:numFmt w:val="decimal"/>
-      <w:lvlText w:val="%1.%2.%3"/>
-      <w:lvlJc w:val="left"/>
-      <w:pPr>
-        <w:ind w:hanging="720" w:left="720"/>
-      </w:pPr>
-    </w:lvl>
-    <w:lvl w:ilvl="3">
-      <w:start w:val="1"/>
-      <w:numFmt w:val="decimal"/>
-      <w:lvlText w:val="%1.%2.%3.%4"/>
-      <w:lvlJc w:val="left"/>
-      <w:pPr>
-        <w:ind w:hanging="864" w:left="864"/>
-      </w:pPr>
-    </w:lvl>
-    <w:lvl w:ilvl="4">
-      <w:start w:val="1"/>
-      <w:numFmt w:val="decimal"/>
-      <w:lvlText w:val="%1.%2.%3.%4.%5"/>
-      <w:lvlJc w:val="left"/>
-      <w:pPr>
-        <w:ind w:hanging="1008" w:left="1008"/>
-      </w:pPr>
-    </w:lvl>
-    <w:lvl w:ilvl="5">
-      <w:start w:val="1"/>
-      <w:numFmt w:val="decimal"/>
-      <w:lvlText w:val="%1.%2.%3.%4.%5.%6"/>
-      <w:lvlJc w:val="left"/>
-      <w:pPr>
-        <w:ind w:hanging="1152" w:left="1152"/>
-      </w:pPr>
-    </w:lvl>
-    <w:lvl w:ilvl="6">
-      <w:start w:val="1"/>
-      <w:numFmt w:val="decimal"/>
-      <w:lvlText w:val="%1.%2.%3.%4.%5.%6.%7"/>
-      <w:lvlJc w:val="left"/>
-      <w:pPr>
-        <w:ind w:hanging="1296" w:left="1296"/>
-      </w:pPr>
-    </w:lvl>
-    <w:lvl w:ilvl="7">
-      <w:start w:val="1"/>
-      <w:numFmt w:val="decimal"/>
-      <w:lvlText w:val="%1.%2.%3.%4.%5.%6.%7.%8"/>
-      <w:lvlJc w:val="left"/>
-      <w:pPr>
-        <w:ind w:hanging="1440" w:left="1440"/>
-      </w:pPr>
-    </w:lvl>
-    <w:lvl w:ilvl="8">
-      <w:start w:val="1"/>
-      <w:numFmt w:val="decimal"/>
-      <w:lvlText w:val="%1.%2.%3.%4.%5.%6.%7.%8.%9"/>
-      <w:lvlJc w:val="left"/>
-      <w:pPr>
-        <w:ind w:hanging="1584" w:left="1584"/>
-      </w:pPr>
-    </w:lvl>
-  </w:abstractNum>
-  <w:abstractNum w15:restartNumberingAfterBreak="0" w:abstractNumId="4">
     <w:nsid w:val="0E6C082A"/>
     <w:multiLevelType w:val="multilevel"/>
     <w:tmpl w:val="E9145ECA"/>
@@ -2290,111 +1557,7 @@
       </w:rPr>
     </w:lvl>
   </w:abstractNum>
-  <w:abstractNum w15:restartNumberingAfterBreak="0" w:abstractNumId="5">
-    <w:nsid w:val="170CD2DE"/>
-    <w:multiLevelType w:val="multilevel"/>
-    <w:tmpl w:val="E98058E2"/>
-    <w:lvl w:ilvl="0">
-      <w:numFmt w:val="bullet"/>
-      <w:lvlText w:val=" "/>
-      <w:lvlJc w:val="left"/>
-      <w:pPr>
-        <w:tabs>
-          <w:tab w:pos="0" w:val="num"/>
-        </w:tabs>
-        <w:ind w:hanging="480" w:left="480"/>
-      </w:pPr>
-    </w:lvl>
-    <w:lvl w:ilvl="1">
-      <w:numFmt w:val="bullet"/>
-      <w:lvlText w:val=" "/>
-      <w:lvlJc w:val="left"/>
-      <w:pPr>
-        <w:tabs>
-          <w:tab w:pos="720" w:val="num"/>
-        </w:tabs>
-        <w:ind w:hanging="480" w:left="1200"/>
-      </w:pPr>
-    </w:lvl>
-    <w:lvl w:ilvl="2">
-      <w:numFmt w:val="bullet"/>
-      <w:lvlText w:val=" "/>
-      <w:lvlJc w:val="left"/>
-      <w:pPr>
-        <w:tabs>
-          <w:tab w:pos="1440" w:val="num"/>
-        </w:tabs>
-        <w:ind w:hanging="480" w:left="1920"/>
-      </w:pPr>
-    </w:lvl>
-    <w:lvl w:ilvl="3">
-      <w:numFmt w:val="bullet"/>
-      <w:lvlText w:val=" "/>
-      <w:lvlJc w:val="left"/>
-      <w:pPr>
-        <w:tabs>
-          <w:tab w:pos="2160" w:val="num"/>
-        </w:tabs>
-        <w:ind w:hanging="480" w:left="2640"/>
-      </w:pPr>
-    </w:lvl>
-    <w:lvl w:ilvl="4">
-      <w:numFmt w:val="bullet"/>
-      <w:lvlText w:val=" "/>
-      <w:lvlJc w:val="left"/>
-      <w:pPr>
-        <w:tabs>
-          <w:tab w:pos="2880" w:val="num"/>
-        </w:tabs>
-        <w:ind w:hanging="480" w:left="3360"/>
-      </w:pPr>
-    </w:lvl>
-    <w:lvl w:ilvl="5">
-      <w:numFmt w:val="bullet"/>
-      <w:lvlText w:val=" "/>
-      <w:lvlJc w:val="left"/>
-      <w:pPr>
-        <w:tabs>
-          <w:tab w:pos="3600" w:val="num"/>
-        </w:tabs>
-        <w:ind w:hanging="480" w:left="4080"/>
-      </w:pPr>
-    </w:lvl>
-    <w:lvl w:ilvl="6">
-      <w:numFmt w:val="bullet"/>
-      <w:lvlText w:val=" "/>
-      <w:lvlJc w:val="left"/>
-      <w:pPr>
-        <w:tabs>
-          <w:tab w:pos="4320" w:val="num"/>
-        </w:tabs>
-        <w:ind w:hanging="480" w:left="4800"/>
-      </w:pPr>
-    </w:lvl>
-    <w:lvl w:ilvl="7">
-      <w:numFmt w:val="bullet"/>
-      <w:lvlText w:val=" "/>
-      <w:lvlJc w:val="left"/>
-      <w:pPr>
-        <w:tabs>
-          <w:tab w:pos="5040" w:val="num"/>
-        </w:tabs>
-        <w:ind w:hanging="480" w:left="5520"/>
-      </w:pPr>
-    </w:lvl>
-    <w:lvl w:ilvl="8">
-      <w:numFmt w:val="bullet"/>
-      <w:lvlText w:val=" "/>
-      <w:lvlJc w:val="left"/>
-      <w:pPr>
-        <w:tabs>
-          <w:tab w:pos="5760" w:val="num"/>
-        </w:tabs>
-        <w:ind w:hanging="480" w:left="6240"/>
-      </w:pPr>
-    </w:lvl>
-  </w:abstractNum>
-  <w:abstractNum w15:restartNumberingAfterBreak="0" w:abstractNumId="6">
+  <w:abstractNum w15:restartNumberingAfterBreak="0" w:abstractNumId="1">
     <w:nsid w:val="186C278A"/>
     <w:multiLevelType w:val="multilevel"/>
     <w:tmpl w:val="031822F2"/>
@@ -2517,7 +1680,7 @@
       </w:rPr>
     </w:lvl>
   </w:abstractNum>
-  <w:abstractNum w15:restartNumberingAfterBreak="0" w:abstractNumId="7">
+  <w:abstractNum w15:restartNumberingAfterBreak="0" w:abstractNumId="2">
     <w:nsid w:val="42265F5C"/>
     <w:multiLevelType w:val="multilevel"/>
     <w:tmpl w:val="61C66852"/>
@@ -2604,7 +1767,7 @@
       </w:pPr>
     </w:lvl>
   </w:abstractNum>
-  <w:abstractNum w15:restartNumberingAfterBreak="0" w:abstractNumId="8">
+  <w:abstractNum w15:restartNumberingAfterBreak="0" w:abstractNumId="3">
     <w:nsid w:val="5048291A"/>
     <w:multiLevelType w:val="multilevel"/>
     <w:tmpl w:val="D3805322"/>
@@ -2803,280 +1966,16 @@
     </w:lvl>
   </w:abstractNum>
   <w:num w:numId="1">
-    <w:abstractNumId w:val="5"/>
+    <w:abstractNumId w:val="3"/>
   </w:num>
   <w:num w:numId="2">
-    <w:abstractNumId w:val="3"/>
+    <w:abstractNumId w:val="2"/>
   </w:num>
   <w:num w:numId="3">
-    <w:abstractNumId w:val="8"/>
+    <w:abstractNumId w:val="0"/>
   </w:num>
   <w:num w:numId="4">
-    <w:abstractNumId w:val="7"/>
-  </w:num>
-  <w:num w:numId="5">
-    <w:abstractNumId w:val="6"/>
-  </w:num>
-  <w:num w:numId="6">
-    <w:abstractNumId w:val="4"/>
-  </w:num>
-  <w:num w:numId="7">
-    <w:abstractNumId w:val="0"/>
-  </w:num>
-  <w:num w:numId="8">
-    <w:abstractNumId w:val="0"/>
-  </w:num>
-  <w:num w:numId="9">
-    <w:abstractNumId w:val="2"/>
-    <w:lvlOverride w:ilvl="0">
-      <w:startOverride w:val="1"/>
-    </w:lvlOverride>
-    <w:lvlOverride w:ilvl="1">
-      <w:startOverride w:val="1"/>
-    </w:lvlOverride>
-    <w:lvlOverride w:ilvl="2">
-      <w:startOverride w:val="1"/>
-    </w:lvlOverride>
-    <w:lvlOverride w:ilvl="3">
-      <w:startOverride w:val="1"/>
-    </w:lvlOverride>
-    <w:lvlOverride w:ilvl="4">
-      <w:startOverride w:val="1"/>
-    </w:lvlOverride>
-    <w:lvlOverride w:ilvl="5">
-      <w:startOverride w:val="1"/>
-    </w:lvlOverride>
-    <w:lvlOverride w:ilvl="6">
-      <w:startOverride w:val="1"/>
-    </w:lvlOverride>
-    <w:lvlOverride w:ilvl="7">
-      <w:startOverride w:val="1"/>
-    </w:lvlOverride>
-    <w:lvlOverride w:ilvl="8">
-      <w:startOverride w:val="1"/>
-    </w:lvlOverride>
-  </w:num>
-  <w:num w:numId="10">
     <w:abstractNumId w:val="1"/>
-  </w:num>
-  <w:num w:numId="11">
-    <w:abstractNumId w:val="0"/>
-  </w:num>
-  <w:num w:numId="12">
-    <w:abstractNumId w:val="2"/>
-    <w:lvlOverride w:ilvl="0">
-      <w:startOverride w:val="1"/>
-    </w:lvlOverride>
-    <w:lvlOverride w:ilvl="1">
-      <w:startOverride w:val="1"/>
-    </w:lvlOverride>
-    <w:lvlOverride w:ilvl="2">
-      <w:startOverride w:val="1"/>
-    </w:lvlOverride>
-    <w:lvlOverride w:ilvl="3">
-      <w:startOverride w:val="1"/>
-    </w:lvlOverride>
-    <w:lvlOverride w:ilvl="4">
-      <w:startOverride w:val="1"/>
-    </w:lvlOverride>
-    <w:lvlOverride w:ilvl="5">
-      <w:startOverride w:val="1"/>
-    </w:lvlOverride>
-    <w:lvlOverride w:ilvl="6">
-      <w:startOverride w:val="1"/>
-    </w:lvlOverride>
-    <w:lvlOverride w:ilvl="7">
-      <w:startOverride w:val="1"/>
-    </w:lvlOverride>
-    <w:lvlOverride w:ilvl="8">
-      <w:startOverride w:val="1"/>
-    </w:lvlOverride>
-  </w:num>
-  <w:num w:numId="13">
-    <w:abstractNumId w:val="1"/>
-  </w:num>
-  <w:num w:numId="14">
-    <w:abstractNumId w:val="0"/>
-  </w:num>
-  <w:num w:numId="15">
-    <w:abstractNumId w:val="2"/>
-    <w:lvlOverride w:ilvl="0">
-      <w:startOverride w:val="1"/>
-    </w:lvlOverride>
-    <w:lvlOverride w:ilvl="1">
-      <w:startOverride w:val="1"/>
-    </w:lvlOverride>
-    <w:lvlOverride w:ilvl="2">
-      <w:startOverride w:val="1"/>
-    </w:lvlOverride>
-    <w:lvlOverride w:ilvl="3">
-      <w:startOverride w:val="1"/>
-    </w:lvlOverride>
-    <w:lvlOverride w:ilvl="4">
-      <w:startOverride w:val="1"/>
-    </w:lvlOverride>
-    <w:lvlOverride w:ilvl="5">
-      <w:startOverride w:val="1"/>
-    </w:lvlOverride>
-    <w:lvlOverride w:ilvl="6">
-      <w:startOverride w:val="1"/>
-    </w:lvlOverride>
-    <w:lvlOverride w:ilvl="7">
-      <w:startOverride w:val="1"/>
-    </w:lvlOverride>
-    <w:lvlOverride w:ilvl="8">
-      <w:startOverride w:val="1"/>
-    </w:lvlOverride>
-  </w:num>
-  <w:num w:numId="16">
-    <w:abstractNumId w:val="1"/>
-  </w:num>
-  <w:num w:numId="17">
-    <w:abstractNumId w:val="0"/>
-  </w:num>
-  <w:num w:numId="18">
-    <w:abstractNumId w:val="2"/>
-    <w:lvlOverride w:ilvl="0">
-      <w:startOverride w:val="1"/>
-    </w:lvlOverride>
-    <w:lvlOverride w:ilvl="1">
-      <w:startOverride w:val="1"/>
-    </w:lvlOverride>
-    <w:lvlOverride w:ilvl="2">
-      <w:startOverride w:val="1"/>
-    </w:lvlOverride>
-    <w:lvlOverride w:ilvl="3">
-      <w:startOverride w:val="1"/>
-    </w:lvlOverride>
-    <w:lvlOverride w:ilvl="4">
-      <w:startOverride w:val="1"/>
-    </w:lvlOverride>
-    <w:lvlOverride w:ilvl="5">
-      <w:startOverride w:val="1"/>
-    </w:lvlOverride>
-    <w:lvlOverride w:ilvl="6">
-      <w:startOverride w:val="1"/>
-    </w:lvlOverride>
-    <w:lvlOverride w:ilvl="7">
-      <w:startOverride w:val="1"/>
-    </w:lvlOverride>
-    <w:lvlOverride w:ilvl="8">
-      <w:startOverride w:val="1"/>
-    </w:lvlOverride>
-  </w:num>
-  <w:num w:numId="19">
-    <w:abstractNumId w:val="1"/>
-  </w:num>
-  <w:num w:numId="20">
-    <w:abstractNumId w:val="0"/>
-  </w:num>
-  <w:num w:numId="21">
-    <w:abstractNumId w:val="2"/>
-    <w:lvlOverride w:ilvl="0">
-      <w:startOverride w:val="1"/>
-    </w:lvlOverride>
-    <w:lvlOverride w:ilvl="1">
-      <w:startOverride w:val="1"/>
-    </w:lvlOverride>
-    <w:lvlOverride w:ilvl="2">
-      <w:startOverride w:val="1"/>
-    </w:lvlOverride>
-    <w:lvlOverride w:ilvl="3">
-      <w:startOverride w:val="1"/>
-    </w:lvlOverride>
-    <w:lvlOverride w:ilvl="4">
-      <w:startOverride w:val="1"/>
-    </w:lvlOverride>
-    <w:lvlOverride w:ilvl="5">
-      <w:startOverride w:val="1"/>
-    </w:lvlOverride>
-    <w:lvlOverride w:ilvl="6">
-      <w:startOverride w:val="1"/>
-    </w:lvlOverride>
-    <w:lvlOverride w:ilvl="7">
-      <w:startOverride w:val="1"/>
-    </w:lvlOverride>
-    <w:lvlOverride w:ilvl="8">
-      <w:startOverride w:val="1"/>
-    </w:lvlOverride>
-  </w:num>
-  <w:num w:numId="22">
-    <w:abstractNumId w:val="1"/>
-  </w:num>
-  <w:num w:numId="23">
-    <w:abstractNumId w:val="7"/>
-  </w:num>
-  <w:num w:numId="24">
-    <w:abstractNumId w:val="8"/>
-  </w:num>
-  <w:num w:numId="25">
-    <w:abstractNumId w:val="8"/>
-  </w:num>
-  <w:num w:numId="26">
-    <w:abstractNumId w:val="8"/>
-  </w:num>
-  <w:num w:numId="27">
-    <w:abstractNumId w:val="8"/>
-  </w:num>
-  <w:num w:numId="28">
-    <w:abstractNumId w:val="8"/>
-  </w:num>
-  <w:num w:numId="29">
-    <w:abstractNumId w:val="8"/>
-  </w:num>
-  <w:num w:numId="30">
-    <w:abstractNumId w:val="8"/>
-  </w:num>
-  <w:num w:numId="31">
-    <w:abstractNumId w:val="8"/>
-  </w:num>
-  <w:num w:numId="32">
-    <w:abstractNumId w:val="7"/>
-  </w:num>
-  <w:num w:numId="33">
-    <w:abstractNumId w:val="4"/>
-  </w:num>
-  <w:num w:numId="34">
-    <w:abstractNumId w:val="6"/>
-  </w:num>
-  <w:num w:numId="35">
-    <w:abstractNumId w:val="7"/>
-  </w:num>
-  <w:num w:numId="36">
-    <w:abstractNumId w:val="8"/>
-  </w:num>
-  <w:num w:numId="37">
-    <w:abstractNumId w:val="8"/>
-  </w:num>
-  <w:num w:numId="38">
-    <w:abstractNumId w:val="8"/>
-  </w:num>
-  <w:num w:numId="39">
-    <w:abstractNumId w:val="8"/>
-  </w:num>
-  <w:num w:numId="40">
-    <w:abstractNumId w:val="8"/>
-  </w:num>
-  <w:num w:numId="41">
-    <w:abstractNumId w:val="8"/>
-  </w:num>
-  <w:num w:numId="42">
-    <w:abstractNumId w:val="8"/>
-  </w:num>
-  <w:num w:numId="43">
-    <w:abstractNumId w:val="8"/>
-  </w:num>
-  <w:num w:numId="44">
-    <w:abstractNumId w:val="7"/>
-  </w:num>
-  <w:num w:numId="45">
-    <w:abstractNumId w:val="4"/>
-  </w:num>
-  <w:num w:numId="46">
-    <w:abstractNumId w:val="6"/>
-  </w:num>
-  <w:num w:numId="47">
-    <w:abstractNumId w:val="0"/>
   </w:num>
   <w:num w:numId="1000">
     <w:abstractNumId w:val="990"/>
@@ -3474,7 +2373,7 @@
     <w:rsid w:val="006A2F3C"/>
     <w:pPr>
       <w:numPr>
-        <w:numId w:val="44"/>
+        <w:numId w:val="2"/>
       </w:numPr>
       <w:suppressLineNumbers/>
       <w:spacing w:after="113"/>
@@ -3499,7 +2398,7 @@
     <w:pPr>
       <w:numPr>
         <w:ilvl w:val="1"/>
-        <w:numId w:val="43"/>
+        <w:numId w:val="1"/>
       </w:numPr>
       <w:suppressLineNumbers/>
       <w:spacing w:after="113"/>
@@ -3525,7 +2424,7 @@
     <w:pPr>
       <w:numPr>
         <w:ilvl w:val="2"/>
-        <w:numId w:val="43"/>
+        <w:numId w:val="1"/>
       </w:numPr>
       <w:suppressLineNumbers/>
       <w:spacing w:after="113"/>
@@ -3553,7 +2452,7 @@
       <w:keepLines/>
       <w:numPr>
         <w:ilvl w:val="3"/>
-        <w:numId w:val="43"/>
+        <w:numId w:val="1"/>
       </w:numPr>
       <w:spacing w:before="200"/>
       <w:outlineLvl w:val="3"/>
@@ -3578,7 +2477,7 @@
       <w:keepLines/>
       <w:numPr>
         <w:ilvl w:val="4"/>
-        <w:numId w:val="43"/>
+        <w:numId w:val="1"/>
       </w:numPr>
       <w:spacing w:before="200"/>
       <w:outlineLvl w:val="4"/>
@@ -3602,7 +2501,7 @@
       <w:keepLines/>
       <w:numPr>
         <w:ilvl w:val="5"/>
-        <w:numId w:val="43"/>
+        <w:numId w:val="1"/>
       </w:numPr>
       <w:spacing w:before="200"/>
       <w:outlineLvl w:val="5"/>
@@ -3625,7 +2524,7 @@
       <w:keepLines/>
       <w:numPr>
         <w:ilvl w:val="6"/>
-        <w:numId w:val="43"/>
+        <w:numId w:val="1"/>
       </w:numPr>
       <w:spacing w:before="200"/>
       <w:outlineLvl w:val="6"/>
@@ -3648,7 +2547,7 @@
       <w:keepLines/>
       <w:numPr>
         <w:ilvl w:val="7"/>
-        <w:numId w:val="43"/>
+        <w:numId w:val="1"/>
       </w:numPr>
       <w:spacing w:before="200"/>
       <w:outlineLvl w:val="7"/>
@@ -3671,7 +2570,7 @@
       <w:keepLines/>
       <w:numPr>
         <w:ilvl w:val="8"/>
-        <w:numId w:val="43"/>
+        <w:numId w:val="1"/>
       </w:numPr>
       <w:spacing w:before="200"/>
       <w:outlineLvl w:val="8"/>
@@ -3711,6 +2610,7 @@
   <w:style w:styleId="Corpsdetexte" w:type="paragraph">
     <w:name w:val="Body Text"/>
     <w:basedOn w:val="Normal"/>
+    <w:link w:val="CorpsdetexteCar"/>
     <w:qFormat/>
     <w:rsid w:val="006A2F3C"/>
     <w:pPr>
@@ -3741,11 +2641,11 @@
     <w:basedOn w:val="Normal"/>
     <w:next w:val="Corpsdetexte"/>
     <w:qFormat/>
-    <w:rsid w:val="006A2F3C"/>
+    <w:rsid w:val="00384983"/>
     <w:pPr>
       <w:keepNext/>
       <w:keepLines/>
-      <w:spacing w:after="240" w:before="1920"/>
+      <w:spacing w:after="240" w:before="2520"/>
       <w:jc w:val="right"/>
     </w:pPr>
     <w:rPr>
@@ -3762,14 +2662,15 @@
     <w:next w:val="Corpsdetexte"/>
     <w:link w:val="Sous-titreCar"/>
     <w:qFormat/>
-    <w:rsid w:val="00B849F9"/>
+    <w:rsid w:val="005068E8"/>
     <w:pPr>
       <w:spacing w:before="240"/>
     </w:pPr>
     <w:rPr>
       <w:b w:val="0"/>
       <w:bCs w:val="0"/>
-      <w:sz w:val="28"/>
+      <w:color w:themeColor="text2" w:themeTint="66" w:val="8DB3E2"/>
+      <w:sz w:val="32"/>
       <w:szCs w:val="28"/>
     </w:rPr>
   </w:style>
@@ -3794,7 +2695,7 @@
     <w:next w:val="Corpsdetexte"/>
     <w:link w:val="DateCar"/>
     <w:qFormat/>
-    <w:rsid w:val="00B849F9"/>
+    <w:rsid w:val="005068E8"/>
     <w:pPr>
       <w:keepNext/>
       <w:keepLines/>
@@ -3802,7 +2703,9 @@
     </w:pPr>
     <w:rPr>
       <w:rFonts w:ascii="Marianne" w:hAnsi="Marianne"/>
-      <w:sz w:val="22"/>
+      <w:b/>
+      <w:color w:themeColor="text2" w:val="1F497D"/>
+      <w:sz w:val="32"/>
       <w:szCs w:val="22"/>
     </w:rPr>
   </w:style>
@@ -3943,9 +2846,14 @@
     <w:name w:val="Verbatim Char"/>
     <w:basedOn w:val="LgendeCar"/>
     <w:link w:val="SourceCode"/>
-    <w:rPr>
-      <w:rFonts w:ascii="Consolas" w:hAnsi="Consolas"/>
-      <w:sz w:val="22"/>
+    <w:rsid w:val="00DB2F5F"/>
+    <w:rPr>
+      <w:rFonts w:ascii="Marianne" w:cs="Mangal" w:eastAsia="SimSun" w:hAnsi="Marianne"/>
+      <w:b/>
+      <w:bCs/>
+      <w:kern w:val="2"/>
+      <w:szCs w:val="20"/>
+      <w:lang w:bidi="hi-IN" w:eastAsia="zh-CN"/>
     </w:rPr>
   </w:style>
   <w:style w:customStyle="1" w:styleId="SectionNumber" w:type="character">
@@ -4044,7 +2952,7 @@
     <w:rsid w:val="006A2F3C"/>
     <w:pPr>
       <w:numPr>
-        <w:numId w:val="45"/>
+        <w:numId w:val="3"/>
       </w:numPr>
       <w:spacing w:after="120"/>
     </w:pPr>
@@ -4063,7 +2971,7 @@
     <w:rsid w:val="006A2F3C"/>
     <w:pPr>
       <w:numPr>
-        <w:numId w:val="46"/>
+        <w:numId w:val="4"/>
       </w:numPr>
       <w:spacing w:after="0"/>
     </w:pPr>
@@ -4090,324 +2998,482 @@
   </w:style>
   <w:style w:customStyle="1" w:styleId="SourceCode" w:type="paragraph">
     <w:name w:val="Source Code"/>
-    <w:basedOn w:val="Normal"/>
+    <w:basedOn w:val="Corpsdetexte"/>
     <w:link w:val="VerbatimChar"/>
-    <w:pPr>
-      <w:shd w:color="auto" w:fill="F1F3F5" w:val="clear"/>
-      <w:wordWrap w:val="0"/>
-    </w:pPr>
+    <w:qFormat/>
+    <w:rsid w:val="00DB2F5F"/>
+    <w:rPr>
+      <w:b/>
+      <w:bCs/>
+      <w:sz w:val="24"/>
+    </w:rPr>
   </w:style>
   <w:style w:customStyle="1" w:styleId="KeywordTok" w:type="character">
     <w:name w:val="KeywordTok"/>
     <w:basedOn w:val="VerbatimChar"/>
     <w:rPr>
-      <w:rFonts w:ascii="Consolas" w:hAnsi="Consolas"/>
+      <w:rFonts w:ascii="Consolas" w:cs="Mangal" w:eastAsia="SimSun" w:hAnsi="Consolas"/>
+      <w:b/>
+      <w:bCs/>
       <w:color w:val="003B4F"/>
+      <w:kern w:val="2"/>
       <w:sz w:val="22"/>
+      <w:szCs w:val="20"/>
       <w:shd w:color="auto" w:fill="F1F3F5" w:val="clear"/>
+      <w:lang w:bidi="hi-IN" w:eastAsia="zh-CN"/>
     </w:rPr>
   </w:style>
   <w:style w:customStyle="1" w:styleId="DataTypeTok" w:type="character">
     <w:name w:val="DataTypeTok"/>
     <w:basedOn w:val="VerbatimChar"/>
     <w:rPr>
-      <w:rFonts w:ascii="Consolas" w:hAnsi="Consolas"/>
+      <w:rFonts w:ascii="Consolas" w:cs="Mangal" w:eastAsia="SimSun" w:hAnsi="Consolas"/>
+      <w:b/>
+      <w:bCs/>
       <w:color w:val="AD0000"/>
+      <w:kern w:val="2"/>
       <w:sz w:val="22"/>
+      <w:szCs w:val="20"/>
       <w:shd w:color="auto" w:fill="F1F3F5" w:val="clear"/>
+      <w:lang w:bidi="hi-IN" w:eastAsia="zh-CN"/>
     </w:rPr>
   </w:style>
   <w:style w:customStyle="1" w:styleId="DecValTok" w:type="character">
     <w:name w:val="DecValTok"/>
     <w:basedOn w:val="VerbatimChar"/>
     <w:rPr>
-      <w:rFonts w:ascii="Consolas" w:hAnsi="Consolas"/>
+      <w:rFonts w:ascii="Consolas" w:cs="Mangal" w:eastAsia="SimSun" w:hAnsi="Consolas"/>
+      <w:b/>
+      <w:bCs/>
       <w:color w:val="AD0000"/>
+      <w:kern w:val="2"/>
       <w:sz w:val="22"/>
+      <w:szCs w:val="20"/>
       <w:shd w:color="auto" w:fill="F1F3F5" w:val="clear"/>
+      <w:lang w:bidi="hi-IN" w:eastAsia="zh-CN"/>
     </w:rPr>
   </w:style>
   <w:style w:customStyle="1" w:styleId="BaseNTok" w:type="character">
     <w:name w:val="BaseNTok"/>
     <w:basedOn w:val="VerbatimChar"/>
     <w:rPr>
-      <w:rFonts w:ascii="Consolas" w:hAnsi="Consolas"/>
+      <w:rFonts w:ascii="Consolas" w:cs="Mangal" w:eastAsia="SimSun" w:hAnsi="Consolas"/>
+      <w:b/>
+      <w:bCs/>
       <w:color w:val="AD0000"/>
+      <w:kern w:val="2"/>
       <w:sz w:val="22"/>
+      <w:szCs w:val="20"/>
       <w:shd w:color="auto" w:fill="F1F3F5" w:val="clear"/>
+      <w:lang w:bidi="hi-IN" w:eastAsia="zh-CN"/>
     </w:rPr>
   </w:style>
   <w:style w:customStyle="1" w:styleId="FloatTok" w:type="character">
     <w:name w:val="FloatTok"/>
     <w:basedOn w:val="VerbatimChar"/>
     <w:rPr>
-      <w:rFonts w:ascii="Consolas" w:hAnsi="Consolas"/>
+      <w:rFonts w:ascii="Consolas" w:cs="Mangal" w:eastAsia="SimSun" w:hAnsi="Consolas"/>
+      <w:b/>
+      <w:bCs/>
       <w:color w:val="AD0000"/>
+      <w:kern w:val="2"/>
       <w:sz w:val="22"/>
+      <w:szCs w:val="20"/>
       <w:shd w:color="auto" w:fill="F1F3F5" w:val="clear"/>
+      <w:lang w:bidi="hi-IN" w:eastAsia="zh-CN"/>
     </w:rPr>
   </w:style>
   <w:style w:customStyle="1" w:styleId="ConstantTok" w:type="character">
     <w:name w:val="ConstantTok"/>
     <w:basedOn w:val="VerbatimChar"/>
     <w:rPr>
-      <w:rFonts w:ascii="Consolas" w:hAnsi="Consolas"/>
+      <w:rFonts w:ascii="Consolas" w:cs="Mangal" w:eastAsia="SimSun" w:hAnsi="Consolas"/>
+      <w:b/>
+      <w:bCs/>
       <w:color w:val="8F5902"/>
+      <w:kern w:val="2"/>
       <w:sz w:val="22"/>
+      <w:szCs w:val="20"/>
       <w:shd w:color="auto" w:fill="F1F3F5" w:val="clear"/>
+      <w:lang w:bidi="hi-IN" w:eastAsia="zh-CN"/>
     </w:rPr>
   </w:style>
   <w:style w:customStyle="1" w:styleId="CharTok" w:type="character">
     <w:name w:val="CharTok"/>
     <w:basedOn w:val="VerbatimChar"/>
     <w:rPr>
-      <w:rFonts w:ascii="Consolas" w:hAnsi="Consolas"/>
+      <w:rFonts w:ascii="Consolas" w:cs="Mangal" w:eastAsia="SimSun" w:hAnsi="Consolas"/>
+      <w:b/>
+      <w:bCs/>
       <w:color w:val="20794D"/>
+      <w:kern w:val="2"/>
       <w:sz w:val="22"/>
+      <w:szCs w:val="20"/>
       <w:shd w:color="auto" w:fill="F1F3F5" w:val="clear"/>
+      <w:lang w:bidi="hi-IN" w:eastAsia="zh-CN"/>
     </w:rPr>
   </w:style>
   <w:style w:customStyle="1" w:styleId="SpecialCharTok" w:type="character">
     <w:name w:val="SpecialCharTok"/>
     <w:basedOn w:val="VerbatimChar"/>
     <w:rPr>
-      <w:rFonts w:ascii="Consolas" w:hAnsi="Consolas"/>
+      <w:rFonts w:ascii="Consolas" w:cs="Mangal" w:eastAsia="SimSun" w:hAnsi="Consolas"/>
+      <w:b/>
+      <w:bCs/>
       <w:color w:val="5E5E5E"/>
+      <w:kern w:val="2"/>
       <w:sz w:val="22"/>
+      <w:szCs w:val="20"/>
       <w:shd w:color="auto" w:fill="F1F3F5" w:val="clear"/>
+      <w:lang w:bidi="hi-IN" w:eastAsia="zh-CN"/>
     </w:rPr>
   </w:style>
   <w:style w:customStyle="1" w:styleId="StringTok" w:type="character">
     <w:name w:val="StringTok"/>
     <w:basedOn w:val="VerbatimChar"/>
     <w:rPr>
-      <w:rFonts w:ascii="Consolas" w:hAnsi="Consolas"/>
+      <w:rFonts w:ascii="Consolas" w:cs="Mangal" w:eastAsia="SimSun" w:hAnsi="Consolas"/>
+      <w:b/>
+      <w:bCs/>
       <w:color w:val="20794D"/>
+      <w:kern w:val="2"/>
       <w:sz w:val="22"/>
+      <w:szCs w:val="20"/>
       <w:shd w:color="auto" w:fill="F1F3F5" w:val="clear"/>
+      <w:lang w:bidi="hi-IN" w:eastAsia="zh-CN"/>
     </w:rPr>
   </w:style>
   <w:style w:customStyle="1" w:styleId="VerbatimStringTok" w:type="character">
     <w:name w:val="VerbatimStringTok"/>
     <w:basedOn w:val="VerbatimChar"/>
     <w:rPr>
-      <w:rFonts w:ascii="Consolas" w:hAnsi="Consolas"/>
+      <w:rFonts w:ascii="Consolas" w:cs="Mangal" w:eastAsia="SimSun" w:hAnsi="Consolas"/>
+      <w:b/>
+      <w:bCs/>
       <w:color w:val="20794D"/>
+      <w:kern w:val="2"/>
       <w:sz w:val="22"/>
+      <w:szCs w:val="20"/>
       <w:shd w:color="auto" w:fill="F1F3F5" w:val="clear"/>
+      <w:lang w:bidi="hi-IN" w:eastAsia="zh-CN"/>
     </w:rPr>
   </w:style>
   <w:style w:customStyle="1" w:styleId="SpecialStringTok" w:type="character">
     <w:name w:val="SpecialStringTok"/>
     <w:basedOn w:val="VerbatimChar"/>
     <w:rPr>
-      <w:rFonts w:ascii="Consolas" w:hAnsi="Consolas"/>
+      <w:rFonts w:ascii="Consolas" w:cs="Mangal" w:eastAsia="SimSun" w:hAnsi="Consolas"/>
+      <w:b/>
+      <w:bCs/>
       <w:color w:val="20794D"/>
+      <w:kern w:val="2"/>
       <w:sz w:val="22"/>
+      <w:szCs w:val="20"/>
       <w:shd w:color="auto" w:fill="F1F3F5" w:val="clear"/>
+      <w:lang w:bidi="hi-IN" w:eastAsia="zh-CN"/>
     </w:rPr>
   </w:style>
   <w:style w:customStyle="1" w:styleId="ImportTok" w:type="character">
     <w:name w:val="ImportTok"/>
     <w:basedOn w:val="VerbatimChar"/>
     <w:rPr>
-      <w:rFonts w:ascii="Consolas" w:hAnsi="Consolas"/>
+      <w:rFonts w:ascii="Consolas" w:cs="Mangal" w:eastAsia="SimSun" w:hAnsi="Consolas"/>
+      <w:b/>
+      <w:bCs/>
       <w:color w:val="00769E"/>
+      <w:kern w:val="2"/>
       <w:sz w:val="22"/>
+      <w:szCs w:val="20"/>
       <w:shd w:color="auto" w:fill="F1F3F5" w:val="clear"/>
+      <w:lang w:bidi="hi-IN" w:eastAsia="zh-CN"/>
     </w:rPr>
   </w:style>
   <w:style w:customStyle="1" w:styleId="CommentTok" w:type="character">
     <w:name w:val="CommentTok"/>
     <w:basedOn w:val="VerbatimChar"/>
     <w:rPr>
-      <w:rFonts w:ascii="Consolas" w:hAnsi="Consolas"/>
+      <w:rFonts w:ascii="Consolas" w:cs="Mangal" w:eastAsia="SimSun" w:hAnsi="Consolas"/>
+      <w:b/>
+      <w:bCs/>
       <w:color w:val="5E5E5E"/>
+      <w:kern w:val="2"/>
       <w:sz w:val="22"/>
+      <w:szCs w:val="20"/>
       <w:shd w:color="auto" w:fill="F1F3F5" w:val="clear"/>
+      <w:lang w:bidi="hi-IN" w:eastAsia="zh-CN"/>
     </w:rPr>
   </w:style>
   <w:style w:customStyle="1" w:styleId="DocumentationTok" w:type="character">
     <w:name w:val="DocumentationTok"/>
     <w:basedOn w:val="VerbatimChar"/>
     <w:rPr>
-      <w:rFonts w:ascii="Consolas" w:hAnsi="Consolas"/>
+      <w:rFonts w:ascii="Consolas" w:cs="Mangal" w:eastAsia="SimSun" w:hAnsi="Consolas"/>
+      <w:b/>
+      <w:bCs/>
       <w:i/>
       <w:color w:val="5E5E5E"/>
+      <w:kern w:val="2"/>
       <w:sz w:val="22"/>
+      <w:szCs w:val="20"/>
       <w:shd w:color="auto" w:fill="F1F3F5" w:val="clear"/>
+      <w:lang w:bidi="hi-IN" w:eastAsia="zh-CN"/>
     </w:rPr>
   </w:style>
   <w:style w:customStyle="1" w:styleId="AnnotationTok" w:type="character">
     <w:name w:val="AnnotationTok"/>
     <w:basedOn w:val="VerbatimChar"/>
     <w:rPr>
-      <w:rFonts w:ascii="Consolas" w:hAnsi="Consolas"/>
+      <w:rFonts w:ascii="Consolas" w:cs="Mangal" w:eastAsia="SimSun" w:hAnsi="Consolas"/>
+      <w:b/>
+      <w:bCs/>
       <w:color w:val="5E5E5E"/>
+      <w:kern w:val="2"/>
       <w:sz w:val="22"/>
+      <w:szCs w:val="20"/>
       <w:shd w:color="auto" w:fill="F1F3F5" w:val="clear"/>
+      <w:lang w:bidi="hi-IN" w:eastAsia="zh-CN"/>
     </w:rPr>
   </w:style>
   <w:style w:customStyle="1" w:styleId="CommentVarTok" w:type="character">
     <w:name w:val="CommentVarTok"/>
     <w:basedOn w:val="VerbatimChar"/>
     <w:rPr>
-      <w:rFonts w:ascii="Consolas" w:hAnsi="Consolas"/>
+      <w:rFonts w:ascii="Consolas" w:cs="Mangal" w:eastAsia="SimSun" w:hAnsi="Consolas"/>
+      <w:b/>
+      <w:bCs/>
       <w:i/>
       <w:color w:val="5E5E5E"/>
+      <w:kern w:val="2"/>
       <w:sz w:val="22"/>
+      <w:szCs w:val="20"/>
       <w:shd w:color="auto" w:fill="F1F3F5" w:val="clear"/>
+      <w:lang w:bidi="hi-IN" w:eastAsia="zh-CN"/>
     </w:rPr>
   </w:style>
   <w:style w:customStyle="1" w:styleId="OtherTok" w:type="character">
     <w:name w:val="OtherTok"/>
     <w:basedOn w:val="VerbatimChar"/>
     <w:rPr>
-      <w:rFonts w:ascii="Consolas" w:hAnsi="Consolas"/>
+      <w:rFonts w:ascii="Consolas" w:cs="Mangal" w:eastAsia="SimSun" w:hAnsi="Consolas"/>
+      <w:b/>
+      <w:bCs/>
       <w:color w:val="003B4F"/>
+      <w:kern w:val="2"/>
       <w:sz w:val="22"/>
+      <w:szCs w:val="20"/>
       <w:shd w:color="auto" w:fill="F1F3F5" w:val="clear"/>
+      <w:lang w:bidi="hi-IN" w:eastAsia="zh-CN"/>
     </w:rPr>
   </w:style>
   <w:style w:customStyle="1" w:styleId="FunctionTok" w:type="character">
     <w:name w:val="FunctionTok"/>
     <w:basedOn w:val="VerbatimChar"/>
     <w:rPr>
-      <w:rFonts w:ascii="Consolas" w:hAnsi="Consolas"/>
+      <w:rFonts w:ascii="Consolas" w:cs="Mangal" w:eastAsia="SimSun" w:hAnsi="Consolas"/>
+      <w:b/>
+      <w:bCs/>
       <w:color w:val="4758AB"/>
+      <w:kern w:val="2"/>
       <w:sz w:val="22"/>
+      <w:szCs w:val="20"/>
       <w:shd w:color="auto" w:fill="F1F3F5" w:val="clear"/>
+      <w:lang w:bidi="hi-IN" w:eastAsia="zh-CN"/>
     </w:rPr>
   </w:style>
   <w:style w:customStyle="1" w:styleId="VariableTok" w:type="character">
     <w:name w:val="VariableTok"/>
     <w:basedOn w:val="VerbatimChar"/>
     <w:rPr>
-      <w:rFonts w:ascii="Consolas" w:hAnsi="Consolas"/>
+      <w:rFonts w:ascii="Consolas" w:cs="Mangal" w:eastAsia="SimSun" w:hAnsi="Consolas"/>
+      <w:b/>
+      <w:bCs/>
       <w:color w:val="111111"/>
+      <w:kern w:val="2"/>
       <w:sz w:val="22"/>
+      <w:szCs w:val="20"/>
       <w:shd w:color="auto" w:fill="F1F3F5" w:val="clear"/>
+      <w:lang w:bidi="hi-IN" w:eastAsia="zh-CN"/>
     </w:rPr>
   </w:style>
   <w:style w:customStyle="1" w:styleId="ControlFlowTok" w:type="character">
     <w:name w:val="ControlFlowTok"/>
     <w:basedOn w:val="VerbatimChar"/>
     <w:rPr>
-      <w:rFonts w:ascii="Consolas" w:hAnsi="Consolas"/>
+      <w:rFonts w:ascii="Consolas" w:cs="Mangal" w:eastAsia="SimSun" w:hAnsi="Consolas"/>
+      <w:b/>
+      <w:bCs/>
       <w:color w:val="003B4F"/>
+      <w:kern w:val="2"/>
       <w:sz w:val="22"/>
+      <w:szCs w:val="20"/>
       <w:shd w:color="auto" w:fill="F1F3F5" w:val="clear"/>
+      <w:lang w:bidi="hi-IN" w:eastAsia="zh-CN"/>
     </w:rPr>
   </w:style>
   <w:style w:customStyle="1" w:styleId="OperatorTok" w:type="character">
     <w:name w:val="OperatorTok"/>
     <w:basedOn w:val="VerbatimChar"/>
     <w:rPr>
-      <w:rFonts w:ascii="Consolas" w:hAnsi="Consolas"/>
+      <w:rFonts w:ascii="Consolas" w:cs="Mangal" w:eastAsia="SimSun" w:hAnsi="Consolas"/>
+      <w:b/>
+      <w:bCs/>
       <w:color w:val="5E5E5E"/>
+      <w:kern w:val="2"/>
       <w:sz w:val="22"/>
+      <w:szCs w:val="20"/>
       <w:shd w:color="auto" w:fill="F1F3F5" w:val="clear"/>
+      <w:lang w:bidi="hi-IN" w:eastAsia="zh-CN"/>
     </w:rPr>
   </w:style>
   <w:style w:customStyle="1" w:styleId="BuiltInTok" w:type="character">
     <w:name w:val="BuiltInTok"/>
     <w:basedOn w:val="VerbatimChar"/>
     <w:rPr>
-      <w:rFonts w:ascii="Consolas" w:hAnsi="Consolas"/>
+      <w:rFonts w:ascii="Consolas" w:cs="Mangal" w:eastAsia="SimSun" w:hAnsi="Consolas"/>
+      <w:b/>
+      <w:bCs/>
       <w:color w:val="003B4F"/>
+      <w:kern w:val="2"/>
       <w:sz w:val="22"/>
+      <w:szCs w:val="20"/>
       <w:shd w:color="auto" w:fill="F1F3F5" w:val="clear"/>
+      <w:lang w:bidi="hi-IN" w:eastAsia="zh-CN"/>
     </w:rPr>
   </w:style>
   <w:style w:customStyle="1" w:styleId="ExtensionTok" w:type="character">
     <w:name w:val="ExtensionTok"/>
     <w:basedOn w:val="VerbatimChar"/>
     <w:rPr>
-      <w:rFonts w:ascii="Consolas" w:hAnsi="Consolas"/>
+      <w:rFonts w:ascii="Consolas" w:cs="Mangal" w:eastAsia="SimSun" w:hAnsi="Consolas"/>
+      <w:b/>
+      <w:bCs/>
       <w:color w:val="003B4F"/>
+      <w:kern w:val="2"/>
       <w:sz w:val="22"/>
+      <w:szCs w:val="20"/>
       <w:shd w:color="auto" w:fill="F1F3F5" w:val="clear"/>
+      <w:lang w:bidi="hi-IN" w:eastAsia="zh-CN"/>
     </w:rPr>
   </w:style>
   <w:style w:customStyle="1" w:styleId="PreprocessorTok" w:type="character">
     <w:name w:val="PreprocessorTok"/>
     <w:basedOn w:val="VerbatimChar"/>
     <w:rPr>
-      <w:rFonts w:ascii="Consolas" w:hAnsi="Consolas"/>
+      <w:rFonts w:ascii="Consolas" w:cs="Mangal" w:eastAsia="SimSun" w:hAnsi="Consolas"/>
+      <w:b/>
+      <w:bCs/>
       <w:color w:val="AD0000"/>
+      <w:kern w:val="2"/>
       <w:sz w:val="22"/>
+      <w:szCs w:val="20"/>
       <w:shd w:color="auto" w:fill="F1F3F5" w:val="clear"/>
+      <w:lang w:bidi="hi-IN" w:eastAsia="zh-CN"/>
     </w:rPr>
   </w:style>
   <w:style w:customStyle="1" w:styleId="AttributeTok" w:type="character">
     <w:name w:val="AttributeTok"/>
     <w:basedOn w:val="VerbatimChar"/>
     <w:rPr>
-      <w:rFonts w:ascii="Consolas" w:hAnsi="Consolas"/>
+      <w:rFonts w:ascii="Consolas" w:cs="Mangal" w:eastAsia="SimSun" w:hAnsi="Consolas"/>
+      <w:b/>
+      <w:bCs/>
       <w:color w:val="657422"/>
+      <w:kern w:val="2"/>
       <w:sz w:val="22"/>
+      <w:szCs w:val="20"/>
       <w:shd w:color="auto" w:fill="F1F3F5" w:val="clear"/>
+      <w:lang w:bidi="hi-IN" w:eastAsia="zh-CN"/>
     </w:rPr>
   </w:style>
   <w:style w:customStyle="1" w:styleId="RegionMarkerTok" w:type="character">
     <w:name w:val="RegionMarkerTok"/>
     <w:basedOn w:val="VerbatimChar"/>
     <w:rPr>
-      <w:rFonts w:ascii="Consolas" w:hAnsi="Consolas"/>
+      <w:rFonts w:ascii="Consolas" w:cs="Mangal" w:eastAsia="SimSun" w:hAnsi="Consolas"/>
+      <w:b/>
+      <w:bCs/>
       <w:color w:val="003B4F"/>
+      <w:kern w:val="2"/>
       <w:sz w:val="22"/>
+      <w:szCs w:val="20"/>
       <w:shd w:color="auto" w:fill="F1F3F5" w:val="clear"/>
+      <w:lang w:bidi="hi-IN" w:eastAsia="zh-CN"/>
     </w:rPr>
   </w:style>
   <w:style w:customStyle="1" w:styleId="InformationTok" w:type="character">
     <w:name w:val="InformationTok"/>
     <w:basedOn w:val="VerbatimChar"/>
     <w:rPr>
-      <w:rFonts w:ascii="Consolas" w:hAnsi="Consolas"/>
+      <w:rFonts w:ascii="Consolas" w:cs="Mangal" w:eastAsia="SimSun" w:hAnsi="Consolas"/>
+      <w:b/>
+      <w:bCs/>
       <w:color w:val="5E5E5E"/>
+      <w:kern w:val="2"/>
       <w:sz w:val="22"/>
+      <w:szCs w:val="20"/>
       <w:shd w:color="auto" w:fill="F1F3F5" w:val="clear"/>
+      <w:lang w:bidi="hi-IN" w:eastAsia="zh-CN"/>
     </w:rPr>
   </w:style>
   <w:style w:customStyle="1" w:styleId="WarningTok" w:type="character">
     <w:name w:val="WarningTok"/>
     <w:basedOn w:val="VerbatimChar"/>
     <w:rPr>
-      <w:rFonts w:ascii="Consolas" w:hAnsi="Consolas"/>
+      <w:rFonts w:ascii="Consolas" w:cs="Mangal" w:eastAsia="SimSun" w:hAnsi="Consolas"/>
+      <w:b/>
+      <w:bCs/>
       <w:i/>
       <w:color w:val="5E5E5E"/>
+      <w:kern w:val="2"/>
       <w:sz w:val="22"/>
+      <w:szCs w:val="20"/>
       <w:shd w:color="auto" w:fill="F1F3F5" w:val="clear"/>
+      <w:lang w:bidi="hi-IN" w:eastAsia="zh-CN"/>
     </w:rPr>
   </w:style>
   <w:style w:customStyle="1" w:styleId="AlertTok" w:type="character">
     <w:name w:val="AlertTok"/>
     <w:basedOn w:val="VerbatimChar"/>
     <w:rPr>
-      <w:rFonts w:ascii="Consolas" w:hAnsi="Consolas"/>
+      <w:rFonts w:ascii="Consolas" w:cs="Mangal" w:eastAsia="SimSun" w:hAnsi="Consolas"/>
+      <w:b/>
+      <w:bCs/>
       <w:color w:val="AD0000"/>
+      <w:kern w:val="2"/>
       <w:sz w:val="22"/>
+      <w:szCs w:val="20"/>
       <w:shd w:color="auto" w:fill="F1F3F5" w:val="clear"/>
+      <w:lang w:bidi="hi-IN" w:eastAsia="zh-CN"/>
     </w:rPr>
   </w:style>
   <w:style w:customStyle="1" w:styleId="ErrorTok" w:type="character">
     <w:name w:val="ErrorTok"/>
     <w:basedOn w:val="VerbatimChar"/>
     <w:rPr>
-      <w:rFonts w:ascii="Consolas" w:hAnsi="Consolas"/>
+      <w:rFonts w:ascii="Consolas" w:cs="Mangal" w:eastAsia="SimSun" w:hAnsi="Consolas"/>
+      <w:b/>
+      <w:bCs/>
       <w:color w:val="AD0000"/>
+      <w:kern w:val="2"/>
       <w:sz w:val="22"/>
+      <w:szCs w:val="20"/>
       <w:shd w:color="auto" w:fill="F1F3F5" w:val="clear"/>
+      <w:lang w:bidi="hi-IN" w:eastAsia="zh-CN"/>
     </w:rPr>
   </w:style>
   <w:style w:customStyle="1" w:styleId="NormalTok" w:type="character">
     <w:name w:val="NormalTok"/>
     <w:basedOn w:val="VerbatimChar"/>
     <w:rPr>
-      <w:rFonts w:ascii="Consolas" w:hAnsi="Consolas"/>
+      <w:rFonts w:ascii="Consolas" w:cs="Mangal" w:eastAsia="SimSun" w:hAnsi="Consolas"/>
+      <w:b/>
+      <w:bCs/>
       <w:color w:val="003B4F"/>
+      <w:kern w:val="2"/>
       <w:sz w:val="22"/>
+      <w:szCs w:val="20"/>
       <w:shd w:color="auto" w:fill="F1F3F5" w:val="clear"/>
+      <w:lang w:bidi="hi-IN" w:eastAsia="zh-CN"/>
     </w:rPr>
   </w:style>
   <w:style w:styleId="Sansinterligne" w:type="paragraph">
@@ -4443,12 +3509,12 @@
     <w:name w:val="Sous-titre Car"/>
     <w:basedOn w:val="Policepardfaut"/>
     <w:link w:val="Sous-titre"/>
-    <w:rsid w:val="00B849F9"/>
+    <w:rsid w:val="005068E8"/>
     <w:rPr>
       <w:rFonts w:ascii="Marianne" w:cs="Mangal" w:eastAsia="SimSun" w:hAnsi="Marianne"/>
-      <w:color w:val="003A76"/>
+      <w:color w:themeColor="text2" w:themeTint="66" w:val="8DB3E2"/>
       <w:kern w:val="2"/>
-      <w:sz w:val="28"/>
+      <w:sz w:val="32"/>
       <w:szCs w:val="28"/>
       <w:lang w:bidi="hi-IN" w:eastAsia="zh-CN"/>
     </w:rPr>
@@ -4457,11 +3523,26 @@
     <w:name w:val="Date Car"/>
     <w:basedOn w:val="Policepardfaut"/>
     <w:link w:val="Date"/>
-    <w:rsid w:val="00B849F9"/>
+    <w:rsid w:val="005068E8"/>
     <w:rPr>
       <w:rFonts w:ascii="Marianne" w:hAnsi="Marianne"/>
-      <w:sz w:val="22"/>
+      <w:b/>
+      <w:color w:themeColor="text2" w:val="1F497D"/>
+      <w:sz w:val="32"/>
       <w:szCs w:val="22"/>
+    </w:rPr>
+  </w:style>
+  <w:style w:customStyle="1" w:styleId="CorpsdetexteCar" w:type="character">
+    <w:name w:val="Corps de texte Car"/>
+    <w:basedOn w:val="Policepardfaut"/>
+    <w:link w:val="Corpsdetexte"/>
+    <w:rsid w:val="00F62F8F"/>
+    <w:rPr>
+      <w:rFonts w:ascii="Marianne" w:cs="Mangal" w:eastAsia="SimSun" w:hAnsi="Marianne"/>
+      <w:kern w:val="2"/>
+      <w:sz w:val="20"/>
+      <w:szCs w:val="20"/>
+      <w:lang w:bidi="hi-IN" w:eastAsia="zh-CN"/>
     </w:rPr>
   </w:style>
 </w:styles>
